--- a/Python Experiment/实验报告6-舒天宇-202521095025.docx
+++ b/Python Experiment/实验报告6-舒天宇-202521095025.docx
@@ -2325,342 +2325,827 @@
               <w:widowControl/>
               <w:jc w:val="left"/>
             </w:pPr>
-          </w:p>
-          <w:p>
-            <w:pPr>
-              <w:widowControl/>
-              <w:jc w:val="left"/>
-            </w:pPr>
-          </w:p>
-          <w:p>
-            <w:pPr>
-              <w:widowControl/>
-              <w:jc w:val="left"/>
-            </w:pPr>
-          </w:p>
-          <w:p>
-            <w:pPr>
-              <w:widowControl/>
-              <w:jc w:val="left"/>
-            </w:pPr>
-          </w:p>
-          <w:p>
-            <w:pPr>
-              <w:widowControl/>
-              <w:jc w:val="left"/>
-            </w:pPr>
-          </w:p>
-          <w:p>
-            <w:pPr>
-              <w:widowControl/>
-              <w:jc w:val="left"/>
-            </w:pPr>
-          </w:p>
-          <w:p>
-            <w:pPr>
-              <w:widowControl/>
-              <w:jc w:val="left"/>
-            </w:pPr>
-          </w:p>
-          <w:p>
-            <w:pPr>
-              <w:widowControl/>
-              <w:jc w:val="left"/>
-            </w:pPr>
-          </w:p>
-          <w:p>
-            <w:pPr>
-              <w:widowControl/>
-              <w:jc w:val="left"/>
-            </w:pPr>
-          </w:p>
-          <w:p>
-            <w:pPr>
-              <w:widowControl/>
-              <w:jc w:val="left"/>
-            </w:pPr>
-          </w:p>
-          <w:p>
-            <w:pPr>
-              <w:widowControl/>
-              <w:jc w:val="left"/>
-            </w:pPr>
-          </w:p>
-          <w:p>
-            <w:pPr>
-              <w:widowControl/>
-              <w:jc w:val="left"/>
-            </w:pPr>
-          </w:p>
-          <w:p>
-            <w:pPr>
-              <w:widowControl/>
-              <w:jc w:val="left"/>
-            </w:pPr>
-          </w:p>
-          <w:p>
-            <w:pPr>
-              <w:widowControl/>
-              <w:jc w:val="left"/>
-            </w:pPr>
-          </w:p>
-          <w:p>
-            <w:pPr>
-              <w:widowControl/>
-              <w:jc w:val="left"/>
-            </w:pPr>
-          </w:p>
-          <w:p>
-            <w:pPr>
-              <w:widowControl/>
-              <w:jc w:val="left"/>
-            </w:pPr>
-          </w:p>
-          <w:p>
-            <w:pPr>
-              <w:widowControl/>
-              <w:jc w:val="left"/>
-            </w:pPr>
-          </w:p>
-          <w:p>
-            <w:pPr>
-              <w:widowControl/>
-              <w:jc w:val="left"/>
-            </w:pPr>
-          </w:p>
-          <w:p>
-            <w:pPr>
-              <w:widowControl/>
-              <w:jc w:val="left"/>
-            </w:pPr>
-          </w:p>
-          <w:p>
-            <w:pPr>
-              <w:widowControl/>
-              <w:jc w:val="left"/>
-            </w:pPr>
-          </w:p>
-          <w:p>
-            <w:pPr>
-              <w:widowControl/>
-              <w:jc w:val="left"/>
-            </w:pPr>
-          </w:p>
-          <w:p>
-            <w:pPr>
-              <w:widowControl/>
-              <w:jc w:val="left"/>
-            </w:pPr>
-          </w:p>
-          <w:p>
-            <w:pPr>
-              <w:widowControl/>
-              <w:jc w:val="left"/>
-            </w:pPr>
-          </w:p>
-          <w:p>
-            <w:pPr>
-              <w:widowControl/>
-              <w:jc w:val="left"/>
-            </w:pPr>
-          </w:p>
-          <w:p>
-            <w:pPr>
-              <w:widowControl/>
-              <w:jc w:val="left"/>
-            </w:pPr>
-          </w:p>
-          <w:p>
-            <w:pPr>
-              <w:widowControl/>
-              <w:jc w:val="left"/>
-            </w:pPr>
-          </w:p>
-          <w:p>
-            <w:pPr>
-              <w:widowControl/>
-              <w:jc w:val="left"/>
-            </w:pPr>
-          </w:p>
-          <w:p>
-            <w:pPr>
-              <w:widowControl/>
-              <w:jc w:val="left"/>
-            </w:pPr>
-          </w:p>
-          <w:p>
-            <w:pPr>
-              <w:widowControl/>
-              <w:jc w:val="left"/>
-            </w:pPr>
-          </w:p>
-          <w:p>
-            <w:pPr>
-              <w:widowControl/>
-              <w:jc w:val="left"/>
-            </w:pPr>
-          </w:p>
-          <w:p>
-            <w:pPr>
-              <w:widowControl/>
-              <w:jc w:val="left"/>
-            </w:pPr>
-          </w:p>
-          <w:p>
-            <w:pPr>
-              <w:widowControl/>
-              <w:jc w:val="left"/>
-            </w:pPr>
-          </w:p>
-          <w:p>
-            <w:pPr>
-              <w:widowControl/>
-              <w:jc w:val="left"/>
-            </w:pPr>
-          </w:p>
-          <w:p>
-            <w:pPr>
-              <w:widowControl/>
-              <w:jc w:val="left"/>
-            </w:pPr>
-          </w:p>
-          <w:p>
-            <w:pPr>
-              <w:widowControl/>
-              <w:jc w:val="left"/>
-            </w:pPr>
-          </w:p>
-          <w:p>
-            <w:pPr>
-              <w:widowControl/>
-              <w:jc w:val="left"/>
-            </w:pPr>
-          </w:p>
-          <w:p>
-            <w:pPr>
-              <w:widowControl/>
-              <w:jc w:val="left"/>
-            </w:pPr>
-          </w:p>
-          <w:p>
-            <w:pPr>
-              <w:widowControl/>
-              <w:jc w:val="left"/>
-            </w:pPr>
-          </w:p>
-          <w:p>
-            <w:pPr>
-              <w:widowControl/>
-              <w:jc w:val="left"/>
-            </w:pPr>
-          </w:p>
-          <w:p>
-            <w:pPr>
-              <w:widowControl/>
-              <w:jc w:val="left"/>
-            </w:pPr>
-          </w:p>
-          <w:p>
-            <w:pPr>
-              <w:widowControl/>
-              <w:jc w:val="left"/>
-            </w:pPr>
-          </w:p>
-          <w:p>
-            <w:pPr>
-              <w:widowControl/>
-              <w:jc w:val="left"/>
-            </w:pPr>
-          </w:p>
-          <w:p>
-            <w:pPr>
-              <w:widowControl/>
-              <w:jc w:val="left"/>
-            </w:pPr>
-          </w:p>
-          <w:p>
-            <w:pPr>
-              <w:widowControl/>
-              <w:jc w:val="left"/>
-            </w:pPr>
-          </w:p>
-          <w:p>
-            <w:pPr>
-              <w:widowControl/>
-              <w:jc w:val="left"/>
-            </w:pPr>
-          </w:p>
-          <w:p>
-            <w:pPr>
-              <w:widowControl/>
-              <w:jc w:val="left"/>
-            </w:pPr>
-          </w:p>
-          <w:p>
-            <w:pPr>
-              <w:widowControl/>
-              <w:jc w:val="left"/>
-            </w:pPr>
-          </w:p>
-          <w:p>
-            <w:pPr>
-              <w:widowControl/>
-              <w:jc w:val="left"/>
-            </w:pPr>
-          </w:p>
-          <w:p>
-            <w:pPr>
-              <w:widowControl/>
-              <w:jc w:val="left"/>
-            </w:pPr>
-          </w:p>
-          <w:p>
-            <w:pPr>
-              <w:widowControl/>
-              <w:jc w:val="left"/>
-            </w:pPr>
-          </w:p>
-          <w:p>
-            <w:pPr>
-              <w:widowControl/>
-              <w:jc w:val="left"/>
-            </w:pPr>
-          </w:p>
-          <w:p>
-            <w:pPr>
-              <w:widowControl/>
-              <w:jc w:val="left"/>
-            </w:pPr>
-          </w:p>
-          <w:p>
-            <w:pPr>
-              <w:widowControl/>
-              <w:jc w:val="left"/>
-            </w:pPr>
-          </w:p>
-          <w:p>
-            <w:pPr>
-              <w:widowControl/>
-              <w:jc w:val="left"/>
-            </w:pPr>
-          </w:p>
-          <w:p>
-            <w:pPr>
-              <w:widowControl/>
-              <w:jc w:val="left"/>
-            </w:pPr>
-          </w:p>
-          <w:p>
-            <w:pPr>
-              <w:widowControl/>
-              <w:jc w:val="left"/>
-            </w:pPr>
-          </w:p>
-          <w:p>
-            <w:pPr>
-              <w:widowControl/>
-              <w:jc w:val="left"/>
-            </w:pPr>
+            <w:r>
+              <w:rPr>
+                <w:rFonts w:hint="default"/>
+                <w:lang w:val="en-US"/>
+              </w:rPr>
+              <w:drawing>
+                <wp:inline distT="0" distB="0" distL="114300" distR="114300">
+                  <wp:extent cx="9409430" cy="5267325"/>
+                  <wp:effectExtent l="0" t="0" r="1270" b="3175"/>
+                  <wp:docPr id="2" name="图片 2" descr="屏幕截图 2025-12-08 201319"/>
+                  <wp:cNvGraphicFramePr>
+                    <a:graphicFrameLocks xmlns:a="http://schemas.openxmlformats.org/drawingml/2006/main" noChangeAspect="1"/>
+                  </wp:cNvGraphicFramePr>
+                  <a:graphic xmlns:a="http://schemas.openxmlformats.org/drawingml/2006/main">
+                    <a:graphicData uri="http://schemas.openxmlformats.org/drawingml/2006/picture">
+                      <pic:pic xmlns:pic="http://schemas.openxmlformats.org/drawingml/2006/picture">
+                        <pic:nvPicPr>
+                          <pic:cNvPr id="2" name="图片 2" descr="屏幕截图 2025-12-08 201319"/>
+                          <pic:cNvPicPr>
+                            <a:picLocks noChangeAspect="1"/>
+                          </pic:cNvPicPr>
+                        </pic:nvPicPr>
+                        <pic:blipFill>
+                          <a:blip r:embed="rId4"/>
+                          <a:stretch>
+                            <a:fillRect/>
+                          </a:stretch>
+                        </pic:blipFill>
+                        <pic:spPr>
+                          <a:xfrm>
+                            <a:off x="0" y="0"/>
+                            <a:ext cx="9409430" cy="5267325"/>
+                          </a:xfrm>
+                          <a:prstGeom prst="rect">
+                            <a:avLst/>
+                          </a:prstGeom>
+                        </pic:spPr>
+                      </pic:pic>
+                    </a:graphicData>
+                  </a:graphic>
+                </wp:inline>
+              </w:drawing>
+            </w:r>
+          </w:p>
+          <w:p>
+            <w:pPr>
+              <w:widowControl/>
+              <w:jc w:val="left"/>
+            </w:pPr>
+          </w:p>
+          <w:p>
+            <w:pPr>
+              <w:widowControl/>
+              <w:jc w:val="left"/>
+              <w:rPr>
+                <w:rFonts w:hint="default"/>
+                <w:lang w:val="en-US"/>
+              </w:rPr>
+            </w:pPr>
+            <w:r>
+              <w:rPr>
+                <w:rFonts w:hint="default"/>
+                <w:lang w:val="en-US"/>
+              </w:rPr>
+              <w:drawing>
+                <wp:inline distT="0" distB="0" distL="114300" distR="114300">
+                  <wp:extent cx="4028440" cy="2672715"/>
+                  <wp:effectExtent l="0" t="0" r="10160" b="6985"/>
+                  <wp:docPr id="3" name="图片 3" descr="屏幕截图 2025-12-08 201331"/>
+                  <wp:cNvGraphicFramePr>
+                    <a:graphicFrameLocks xmlns:a="http://schemas.openxmlformats.org/drawingml/2006/main" noChangeAspect="1"/>
+                  </wp:cNvGraphicFramePr>
+                  <a:graphic xmlns:a="http://schemas.openxmlformats.org/drawingml/2006/main">
+                    <a:graphicData uri="http://schemas.openxmlformats.org/drawingml/2006/picture">
+                      <pic:pic xmlns:pic="http://schemas.openxmlformats.org/drawingml/2006/picture">
+                        <pic:nvPicPr>
+                          <pic:cNvPr id="3" name="图片 3" descr="屏幕截图 2025-12-08 201331"/>
+                          <pic:cNvPicPr>
+                            <a:picLocks noChangeAspect="1"/>
+                          </pic:cNvPicPr>
+                        </pic:nvPicPr>
+                        <pic:blipFill>
+                          <a:blip r:embed="rId5"/>
+                          <a:stretch>
+                            <a:fillRect/>
+                          </a:stretch>
+                        </pic:blipFill>
+                        <pic:spPr>
+                          <a:xfrm>
+                            <a:off x="0" y="0"/>
+                            <a:ext cx="4028440" cy="2672715"/>
+                          </a:xfrm>
+                          <a:prstGeom prst="rect">
+                            <a:avLst/>
+                          </a:prstGeom>
+                        </pic:spPr>
+                      </pic:pic>
+                    </a:graphicData>
+                  </a:graphic>
+                </wp:inline>
+              </w:drawing>
+            </w:r>
+          </w:p>
+          <w:p>
+            <w:pPr>
+              <w:widowControl/>
+              <w:jc w:val="left"/>
+            </w:pPr>
+          </w:p>
+          <w:p>
+            <w:pPr>
+              <w:widowControl/>
+              <w:jc w:val="left"/>
+            </w:pPr>
+          </w:p>
+          <w:p>
+            <w:pPr>
+              <w:widowControl/>
+              <w:jc w:val="left"/>
+            </w:pPr>
+          </w:p>
+          <w:p>
+            <w:pPr>
+              <w:widowControl/>
+              <w:jc w:val="left"/>
+            </w:pPr>
+            <w:r>
+              <w:rPr>
+                <w:rFonts w:hint="default"/>
+                <w:lang w:val="en-US"/>
+              </w:rPr>
+              <w:drawing>
+                <wp:inline distT="0" distB="0" distL="114300" distR="114300">
+                  <wp:extent cx="6057265" cy="4117975"/>
+                  <wp:effectExtent l="0" t="0" r="635" b="9525"/>
+                  <wp:docPr id="4" name="图片 4" descr="屏幕截图 2025-12-08 201345"/>
+                  <wp:cNvGraphicFramePr>
+                    <a:graphicFrameLocks xmlns:a="http://schemas.openxmlformats.org/drawingml/2006/main" noChangeAspect="1"/>
+                  </wp:cNvGraphicFramePr>
+                  <a:graphic xmlns:a="http://schemas.openxmlformats.org/drawingml/2006/main">
+                    <a:graphicData uri="http://schemas.openxmlformats.org/drawingml/2006/picture">
+                      <pic:pic xmlns:pic="http://schemas.openxmlformats.org/drawingml/2006/picture">
+                        <pic:nvPicPr>
+                          <pic:cNvPr id="4" name="图片 4" descr="屏幕截图 2025-12-08 201345"/>
+                          <pic:cNvPicPr>
+                            <a:picLocks noChangeAspect="1"/>
+                          </pic:cNvPicPr>
+                        </pic:nvPicPr>
+                        <pic:blipFill>
+                          <a:blip r:embed="rId6"/>
+                          <a:stretch>
+                            <a:fillRect/>
+                          </a:stretch>
+                        </pic:blipFill>
+                        <pic:spPr>
+                          <a:xfrm>
+                            <a:off x="0" y="0"/>
+                            <a:ext cx="6057265" cy="4117975"/>
+                          </a:xfrm>
+                          <a:prstGeom prst="rect">
+                            <a:avLst/>
+                          </a:prstGeom>
+                        </pic:spPr>
+                      </pic:pic>
+                    </a:graphicData>
+                  </a:graphic>
+                </wp:inline>
+              </w:drawing>
+            </w:r>
+          </w:p>
+          <w:p>
+            <w:pPr>
+              <w:widowControl/>
+              <w:jc w:val="left"/>
+              <w:rPr>
+                <w:rFonts w:hint="default"/>
+                <w:lang w:val="en-US"/>
+              </w:rPr>
+            </w:pPr>
+          </w:p>
+          <w:p>
+            <w:pPr>
+              <w:widowControl/>
+              <w:jc w:val="left"/>
+            </w:pPr>
+          </w:p>
+          <w:p>
+            <w:pPr>
+              <w:widowControl/>
+              <w:jc w:val="left"/>
+            </w:pPr>
+          </w:p>
+          <w:p>
+            <w:pPr>
+              <w:widowControl/>
+              <w:jc w:val="left"/>
+            </w:pPr>
+            <w:r>
+              <w:rPr>
+                <w:rFonts w:hint="default"/>
+                <w:lang w:val="en-US"/>
+              </w:rPr>
+              <w:drawing>
+                <wp:inline distT="0" distB="0" distL="114300" distR="114300">
+                  <wp:extent cx="3760470" cy="2667635"/>
+                  <wp:effectExtent l="0" t="0" r="11430" b="12065"/>
+                  <wp:docPr id="5" name="图片 5" descr="屏幕截图 2025-12-08 201353"/>
+                  <wp:cNvGraphicFramePr>
+                    <a:graphicFrameLocks xmlns:a="http://schemas.openxmlformats.org/drawingml/2006/main" noChangeAspect="1"/>
+                  </wp:cNvGraphicFramePr>
+                  <a:graphic xmlns:a="http://schemas.openxmlformats.org/drawingml/2006/main">
+                    <a:graphicData uri="http://schemas.openxmlformats.org/drawingml/2006/picture">
+                      <pic:pic xmlns:pic="http://schemas.openxmlformats.org/drawingml/2006/picture">
+                        <pic:nvPicPr>
+                          <pic:cNvPr id="5" name="图片 5" descr="屏幕截图 2025-12-08 201353"/>
+                          <pic:cNvPicPr>
+                            <a:picLocks noChangeAspect="1"/>
+                          </pic:cNvPicPr>
+                        </pic:nvPicPr>
+                        <pic:blipFill>
+                          <a:blip r:embed="rId7"/>
+                          <a:stretch>
+                            <a:fillRect/>
+                          </a:stretch>
+                        </pic:blipFill>
+                        <pic:spPr>
+                          <a:xfrm>
+                            <a:off x="0" y="0"/>
+                            <a:ext cx="3760470" cy="2667635"/>
+                          </a:xfrm>
+                          <a:prstGeom prst="rect">
+                            <a:avLst/>
+                          </a:prstGeom>
+                        </pic:spPr>
+                      </pic:pic>
+                    </a:graphicData>
+                  </a:graphic>
+                </wp:inline>
+              </w:drawing>
+            </w:r>
+          </w:p>
+          <w:p>
+            <w:pPr>
+              <w:widowControl/>
+              <w:jc w:val="left"/>
+            </w:pPr>
+            <w:r>
+              <w:rPr>
+                <w:rFonts w:hint="default"/>
+                <w:lang w:val="en-US"/>
+              </w:rPr>
+              <w:drawing>
+                <wp:inline distT="0" distB="0" distL="114300" distR="114300">
+                  <wp:extent cx="2927350" cy="1939290"/>
+                  <wp:effectExtent l="0" t="0" r="6350" b="3810"/>
+                  <wp:docPr id="6" name="图片 6" descr="屏幕截图 2025-12-08 201407"/>
+                  <wp:cNvGraphicFramePr>
+                    <a:graphicFrameLocks xmlns:a="http://schemas.openxmlformats.org/drawingml/2006/main" noChangeAspect="1"/>
+                  </wp:cNvGraphicFramePr>
+                  <a:graphic xmlns:a="http://schemas.openxmlformats.org/drawingml/2006/main">
+                    <a:graphicData uri="http://schemas.openxmlformats.org/drawingml/2006/picture">
+                      <pic:pic xmlns:pic="http://schemas.openxmlformats.org/drawingml/2006/picture">
+                        <pic:nvPicPr>
+                          <pic:cNvPr id="6" name="图片 6" descr="屏幕截图 2025-12-08 201407"/>
+                          <pic:cNvPicPr>
+                            <a:picLocks noChangeAspect="1"/>
+                          </pic:cNvPicPr>
+                        </pic:nvPicPr>
+                        <pic:blipFill>
+                          <a:blip r:embed="rId8"/>
+                          <a:stretch>
+                            <a:fillRect/>
+                          </a:stretch>
+                        </pic:blipFill>
+                        <pic:spPr>
+                          <a:xfrm>
+                            <a:off x="0" y="0"/>
+                            <a:ext cx="2927350" cy="1939290"/>
+                          </a:xfrm>
+                          <a:prstGeom prst="rect">
+                            <a:avLst/>
+                          </a:prstGeom>
+                        </pic:spPr>
+                      </pic:pic>
+                    </a:graphicData>
+                  </a:graphic>
+                </wp:inline>
+              </w:drawing>
+            </w:r>
+          </w:p>
+          <w:p>
+            <w:pPr>
+              <w:widowControl/>
+              <w:jc w:val="left"/>
+            </w:pPr>
+            <w:r>
+              <w:rPr>
+                <w:rFonts w:hint="default"/>
+                <w:lang w:val="en-US"/>
+              </w:rPr>
+              <w:drawing>
+                <wp:inline distT="0" distB="0" distL="114300" distR="114300">
+                  <wp:extent cx="5474335" cy="3812540"/>
+                  <wp:effectExtent l="0" t="0" r="12065" b="10160"/>
+                  <wp:docPr id="7" name="图片 7" descr="屏幕截图 2025-12-08 201427"/>
+                  <wp:cNvGraphicFramePr>
+                    <a:graphicFrameLocks xmlns:a="http://schemas.openxmlformats.org/drawingml/2006/main" noChangeAspect="1"/>
+                  </wp:cNvGraphicFramePr>
+                  <a:graphic xmlns:a="http://schemas.openxmlformats.org/drawingml/2006/main">
+                    <a:graphicData uri="http://schemas.openxmlformats.org/drawingml/2006/picture">
+                      <pic:pic xmlns:pic="http://schemas.openxmlformats.org/drawingml/2006/picture">
+                        <pic:nvPicPr>
+                          <pic:cNvPr id="7" name="图片 7" descr="屏幕截图 2025-12-08 201427"/>
+                          <pic:cNvPicPr>
+                            <a:picLocks noChangeAspect="1"/>
+                          </pic:cNvPicPr>
+                        </pic:nvPicPr>
+                        <pic:blipFill>
+                          <a:blip r:embed="rId9"/>
+                          <a:stretch>
+                            <a:fillRect/>
+                          </a:stretch>
+                        </pic:blipFill>
+                        <pic:spPr>
+                          <a:xfrm>
+                            <a:off x="0" y="0"/>
+                            <a:ext cx="5474335" cy="3812540"/>
+                          </a:xfrm>
+                          <a:prstGeom prst="rect">
+                            <a:avLst/>
+                          </a:prstGeom>
+                        </pic:spPr>
+                      </pic:pic>
+                    </a:graphicData>
+                  </a:graphic>
+                </wp:inline>
+              </w:drawing>
+            </w:r>
+          </w:p>
+          <w:p>
+            <w:pPr>
+              <w:widowControl/>
+              <w:jc w:val="left"/>
+            </w:pPr>
+            <w:r>
+              <w:rPr>
+                <w:rFonts w:hint="default"/>
+                <w:lang w:val="en-US"/>
+              </w:rPr>
+              <w:drawing>
+                <wp:inline distT="0" distB="0" distL="114300" distR="114300">
+                  <wp:extent cx="6215380" cy="4256405"/>
+                  <wp:effectExtent l="0" t="0" r="7620" b="10795"/>
+                  <wp:docPr id="8" name="图片 8" descr="屏幕截图 2025-12-08 201457"/>
+                  <wp:cNvGraphicFramePr>
+                    <a:graphicFrameLocks xmlns:a="http://schemas.openxmlformats.org/drawingml/2006/main" noChangeAspect="1"/>
+                  </wp:cNvGraphicFramePr>
+                  <a:graphic xmlns:a="http://schemas.openxmlformats.org/drawingml/2006/main">
+                    <a:graphicData uri="http://schemas.openxmlformats.org/drawingml/2006/picture">
+                      <pic:pic xmlns:pic="http://schemas.openxmlformats.org/drawingml/2006/picture">
+                        <pic:nvPicPr>
+                          <pic:cNvPr id="8" name="图片 8" descr="屏幕截图 2025-12-08 201457"/>
+                          <pic:cNvPicPr>
+                            <a:picLocks noChangeAspect="1"/>
+                          </pic:cNvPicPr>
+                        </pic:nvPicPr>
+                        <pic:blipFill>
+                          <a:blip r:embed="rId10"/>
+                          <a:stretch>
+                            <a:fillRect/>
+                          </a:stretch>
+                        </pic:blipFill>
+                        <pic:spPr>
+                          <a:xfrm>
+                            <a:off x="0" y="0"/>
+                            <a:ext cx="6215380" cy="4256405"/>
+                          </a:xfrm>
+                          <a:prstGeom prst="rect">
+                            <a:avLst/>
+                          </a:prstGeom>
+                        </pic:spPr>
+                      </pic:pic>
+                    </a:graphicData>
+                  </a:graphic>
+                </wp:inline>
+              </w:drawing>
+            </w:r>
+          </w:p>
+          <w:p>
+            <w:pPr>
+              <w:widowControl/>
+              <w:jc w:val="left"/>
+              <w:rPr>
+                <w:rFonts w:hint="default"/>
+                <w:lang w:val="en-US"/>
+              </w:rPr>
+            </w:pPr>
+            <w:r>
+              <w:rPr>
+                <w:rFonts w:hint="default"/>
+                <w:lang w:val="en-US"/>
+              </w:rPr>
+              <w:drawing>
+                <wp:inline distT="0" distB="0" distL="114300" distR="114300">
+                  <wp:extent cx="4992370" cy="3248025"/>
+                  <wp:effectExtent l="0" t="0" r="11430" b="3175"/>
+                  <wp:docPr id="9" name="图片 9" descr="屏幕截图 2025-12-08 201514"/>
+                  <wp:cNvGraphicFramePr>
+                    <a:graphicFrameLocks xmlns:a="http://schemas.openxmlformats.org/drawingml/2006/main" noChangeAspect="1"/>
+                  </wp:cNvGraphicFramePr>
+                  <a:graphic xmlns:a="http://schemas.openxmlformats.org/drawingml/2006/main">
+                    <a:graphicData uri="http://schemas.openxmlformats.org/drawingml/2006/picture">
+                      <pic:pic xmlns:pic="http://schemas.openxmlformats.org/drawingml/2006/picture">
+                        <pic:nvPicPr>
+                          <pic:cNvPr id="9" name="图片 9" descr="屏幕截图 2025-12-08 201514"/>
+                          <pic:cNvPicPr>
+                            <a:picLocks noChangeAspect="1"/>
+                          </pic:cNvPicPr>
+                        </pic:nvPicPr>
+                        <pic:blipFill>
+                          <a:blip r:embed="rId11"/>
+                          <a:stretch>
+                            <a:fillRect/>
+                          </a:stretch>
+                        </pic:blipFill>
+                        <pic:spPr>
+                          <a:xfrm>
+                            <a:off x="0" y="0"/>
+                            <a:ext cx="4992370" cy="3248025"/>
+                          </a:xfrm>
+                          <a:prstGeom prst="rect">
+                            <a:avLst/>
+                          </a:prstGeom>
+                        </pic:spPr>
+                      </pic:pic>
+                    </a:graphicData>
+                  </a:graphic>
+                </wp:inline>
+              </w:drawing>
+            </w:r>
+          </w:p>
+          <w:p>
+            <w:pPr>
+              <w:widowControl/>
+              <w:jc w:val="left"/>
+            </w:pPr>
+          </w:p>
+          <w:p>
+            <w:pPr>
+              <w:widowControl/>
+              <w:jc w:val="left"/>
+            </w:pPr>
+          </w:p>
+          <w:p>
+            <w:pPr>
+              <w:widowControl/>
+              <w:jc w:val="left"/>
+            </w:pPr>
+          </w:p>
+          <w:p>
+            <w:pPr>
+              <w:widowControl/>
+              <w:jc w:val="left"/>
+            </w:pPr>
+          </w:p>
+          <w:p>
+            <w:pPr>
+              <w:widowControl/>
+              <w:jc w:val="left"/>
+            </w:pPr>
+          </w:p>
+          <w:p>
+            <w:pPr>
+              <w:widowControl/>
+              <w:jc w:val="left"/>
+              <w:rPr>
+                <w:rFonts w:hint="default"/>
+                <w:lang w:val="en-US"/>
+              </w:rPr>
+            </w:pPr>
+            <w:r>
+              <w:rPr>
+                <w:rFonts w:hint="default"/>
+                <w:lang w:val="en-US"/>
+              </w:rPr>
+              <w:drawing>
+                <wp:inline distT="0" distB="0" distL="114300" distR="114300">
+                  <wp:extent cx="4241800" cy="1638300"/>
+                  <wp:effectExtent l="0" t="0" r="0" b="0"/>
+                  <wp:docPr id="10" name="图片 10" descr="屏幕截图 2025-12-08 201646"/>
+                  <wp:cNvGraphicFramePr>
+                    <a:graphicFrameLocks xmlns:a="http://schemas.openxmlformats.org/drawingml/2006/main" noChangeAspect="1"/>
+                  </wp:cNvGraphicFramePr>
+                  <a:graphic xmlns:a="http://schemas.openxmlformats.org/drawingml/2006/main">
+                    <a:graphicData uri="http://schemas.openxmlformats.org/drawingml/2006/picture">
+                      <pic:pic xmlns:pic="http://schemas.openxmlformats.org/drawingml/2006/picture">
+                        <pic:nvPicPr>
+                          <pic:cNvPr id="10" name="图片 10" descr="屏幕截图 2025-12-08 201646"/>
+                          <pic:cNvPicPr>
+                            <a:picLocks noChangeAspect="1"/>
+                          </pic:cNvPicPr>
+                        </pic:nvPicPr>
+                        <pic:blipFill>
+                          <a:blip r:embed="rId12"/>
+                          <a:stretch>
+                            <a:fillRect/>
+                          </a:stretch>
+                        </pic:blipFill>
+                        <pic:spPr>
+                          <a:xfrm>
+                            <a:off x="0" y="0"/>
+                            <a:ext cx="4241800" cy="1638300"/>
+                          </a:xfrm>
+                          <a:prstGeom prst="rect">
+                            <a:avLst/>
+                          </a:prstGeom>
+                        </pic:spPr>
+                      </pic:pic>
+                    </a:graphicData>
+                  </a:graphic>
+                </wp:inline>
+              </w:drawing>
+            </w:r>
+          </w:p>
+          <w:p>
+            <w:pPr>
+              <w:widowControl/>
+              <w:jc w:val="left"/>
+            </w:pPr>
+            <w:r>
+              <w:rPr>
+                <w:rFonts w:hint="default"/>
+                <w:lang w:val="en-US"/>
+              </w:rPr>
+              <w:drawing>
+                <wp:inline distT="0" distB="0" distL="114300" distR="114300">
+                  <wp:extent cx="6133465" cy="3676650"/>
+                  <wp:effectExtent l="0" t="0" r="635" b="6350"/>
+                  <wp:docPr id="11" name="图片 11" descr="屏幕截图 2025-12-08 201701"/>
+                  <wp:cNvGraphicFramePr>
+                    <a:graphicFrameLocks xmlns:a="http://schemas.openxmlformats.org/drawingml/2006/main" noChangeAspect="1"/>
+                  </wp:cNvGraphicFramePr>
+                  <a:graphic xmlns:a="http://schemas.openxmlformats.org/drawingml/2006/main">
+                    <a:graphicData uri="http://schemas.openxmlformats.org/drawingml/2006/picture">
+                      <pic:pic xmlns:pic="http://schemas.openxmlformats.org/drawingml/2006/picture">
+                        <pic:nvPicPr>
+                          <pic:cNvPr id="11" name="图片 11" descr="屏幕截图 2025-12-08 201701"/>
+                          <pic:cNvPicPr>
+                            <a:picLocks noChangeAspect="1"/>
+                          </pic:cNvPicPr>
+                        </pic:nvPicPr>
+                        <pic:blipFill>
+                          <a:blip r:embed="rId13"/>
+                          <a:stretch>
+                            <a:fillRect/>
+                          </a:stretch>
+                        </pic:blipFill>
+                        <pic:spPr>
+                          <a:xfrm>
+                            <a:off x="0" y="0"/>
+                            <a:ext cx="6133465" cy="3676650"/>
+                          </a:xfrm>
+                          <a:prstGeom prst="rect">
+                            <a:avLst/>
+                          </a:prstGeom>
+                        </pic:spPr>
+                      </pic:pic>
+                    </a:graphicData>
+                  </a:graphic>
+                </wp:inline>
+              </w:drawing>
+            </w:r>
+          </w:p>
+          <w:p>
+            <w:pPr>
+              <w:widowControl/>
+              <w:jc w:val="left"/>
+            </w:pPr>
+            <w:r>
+              <w:rPr>
+                <w:rFonts w:hint="default"/>
+                <w:lang w:val="en-US"/>
+              </w:rPr>
+              <w:drawing>
+                <wp:inline distT="0" distB="0" distL="114300" distR="114300">
+                  <wp:extent cx="6506845" cy="4321810"/>
+                  <wp:effectExtent l="0" t="0" r="8255" b="8890"/>
+                  <wp:docPr id="12" name="图片 12" descr="屏幕截图 2025-12-08 201734"/>
+                  <wp:cNvGraphicFramePr>
+                    <a:graphicFrameLocks xmlns:a="http://schemas.openxmlformats.org/drawingml/2006/main" noChangeAspect="1"/>
+                  </wp:cNvGraphicFramePr>
+                  <a:graphic xmlns:a="http://schemas.openxmlformats.org/drawingml/2006/main">
+                    <a:graphicData uri="http://schemas.openxmlformats.org/drawingml/2006/picture">
+                      <pic:pic xmlns:pic="http://schemas.openxmlformats.org/drawingml/2006/picture">
+                        <pic:nvPicPr>
+                          <pic:cNvPr id="12" name="图片 12" descr="屏幕截图 2025-12-08 201734"/>
+                          <pic:cNvPicPr>
+                            <a:picLocks noChangeAspect="1"/>
+                          </pic:cNvPicPr>
+                        </pic:nvPicPr>
+                        <pic:blipFill>
+                          <a:blip r:embed="rId14"/>
+                          <a:stretch>
+                            <a:fillRect/>
+                          </a:stretch>
+                        </pic:blipFill>
+                        <pic:spPr>
+                          <a:xfrm>
+                            <a:off x="0" y="0"/>
+                            <a:ext cx="6506845" cy="4321810"/>
+                          </a:xfrm>
+                          <a:prstGeom prst="rect">
+                            <a:avLst/>
+                          </a:prstGeom>
+                        </pic:spPr>
+                      </pic:pic>
+                    </a:graphicData>
+                  </a:graphic>
+                </wp:inline>
+              </w:drawing>
+            </w:r>
+          </w:p>
+          <w:p>
+            <w:pPr>
+              <w:widowControl/>
+              <w:jc w:val="left"/>
+              <w:rPr>
+                <w:rFonts w:hint="default"/>
+                <w:lang w:val="en-US"/>
+              </w:rPr>
+            </w:pPr>
+          </w:p>
+          <w:p>
+            <w:pPr>
+              <w:widowControl/>
+              <w:jc w:val="left"/>
+            </w:pPr>
+            <w:r>
+              <w:rPr>
+                <w:rFonts w:hint="default"/>
+                <w:lang w:val="en-US"/>
+              </w:rPr>
+              <w:drawing>
+                <wp:inline distT="0" distB="0" distL="114300" distR="114300">
+                  <wp:extent cx="6541135" cy="3917950"/>
+                  <wp:effectExtent l="0" t="0" r="12065" b="6350"/>
+                  <wp:docPr id="13" name="图片 13" descr="屏幕截图 2025-12-08 201814"/>
+                  <wp:cNvGraphicFramePr>
+                    <a:graphicFrameLocks xmlns:a="http://schemas.openxmlformats.org/drawingml/2006/main" noChangeAspect="1"/>
+                  </wp:cNvGraphicFramePr>
+                  <a:graphic xmlns:a="http://schemas.openxmlformats.org/drawingml/2006/main">
+                    <a:graphicData uri="http://schemas.openxmlformats.org/drawingml/2006/picture">
+                      <pic:pic xmlns:pic="http://schemas.openxmlformats.org/drawingml/2006/picture">
+                        <pic:nvPicPr>
+                          <pic:cNvPr id="13" name="图片 13" descr="屏幕截图 2025-12-08 201814"/>
+                          <pic:cNvPicPr>
+                            <a:picLocks noChangeAspect="1"/>
+                          </pic:cNvPicPr>
+                        </pic:nvPicPr>
+                        <pic:blipFill>
+                          <a:blip r:embed="rId15"/>
+                          <a:stretch>
+                            <a:fillRect/>
+                          </a:stretch>
+                        </pic:blipFill>
+                        <pic:spPr>
+                          <a:xfrm>
+                            <a:off x="0" y="0"/>
+                            <a:ext cx="6541135" cy="3917950"/>
+                          </a:xfrm>
+                          <a:prstGeom prst="rect">
+                            <a:avLst/>
+                          </a:prstGeom>
+                        </pic:spPr>
+                      </pic:pic>
+                    </a:graphicData>
+                  </a:graphic>
+                </wp:inline>
+              </w:drawing>
+            </w:r>
+          </w:p>
+          <w:p>
+            <w:pPr>
+              <w:widowControl/>
+              <w:jc w:val="left"/>
+            </w:pPr>
+          </w:p>
+          <w:p>
+            <w:pPr>
+              <w:widowControl/>
+              <w:jc w:val="left"/>
+            </w:pPr>
+            <w:r>
+              <w:rPr>
+                <w:rFonts w:hint="default"/>
+                <w:lang w:val="en-US"/>
+              </w:rPr>
+              <w:drawing>
+                <wp:inline distT="0" distB="0" distL="114300" distR="114300">
+                  <wp:extent cx="4993640" cy="3319145"/>
+                  <wp:effectExtent l="0" t="0" r="10160" b="8255"/>
+                  <wp:docPr id="14" name="图片 14" descr="output"/>
+                  <wp:cNvGraphicFramePr>
+                    <a:graphicFrameLocks xmlns:a="http://schemas.openxmlformats.org/drawingml/2006/main" noChangeAspect="1"/>
+                  </wp:cNvGraphicFramePr>
+                  <a:graphic xmlns:a="http://schemas.openxmlformats.org/drawingml/2006/main">
+                    <a:graphicData uri="http://schemas.openxmlformats.org/drawingml/2006/picture">
+                      <pic:pic xmlns:pic="http://schemas.openxmlformats.org/drawingml/2006/picture">
+                        <pic:nvPicPr>
+                          <pic:cNvPr id="14" name="图片 14" descr="output"/>
+                          <pic:cNvPicPr>
+                            <a:picLocks noChangeAspect="1"/>
+                          </pic:cNvPicPr>
+                        </pic:nvPicPr>
+                        <pic:blipFill>
+                          <a:blip r:embed="rId16"/>
+                          <a:stretch>
+                            <a:fillRect/>
+                          </a:stretch>
+                        </pic:blipFill>
+                        <pic:spPr>
+                          <a:xfrm>
+                            <a:off x="0" y="0"/>
+                            <a:ext cx="4993640" cy="3319145"/>
+                          </a:xfrm>
+                          <a:prstGeom prst="rect">
+                            <a:avLst/>
+                          </a:prstGeom>
+                        </pic:spPr>
+                      </pic:pic>
+                    </a:graphicData>
+                  </a:graphic>
+                </wp:inline>
+              </w:drawing>
+            </w:r>
+          </w:p>
+          <w:p>
+            <w:pPr>
+              <w:widowControl/>
+              <w:jc w:val="left"/>
+              <w:rPr>
+                <w:rFonts w:hint="default"/>
+                <w:lang w:val="en-US"/>
+              </w:rPr>
+            </w:pPr>
+          </w:p>
+          <w:p>
+            <w:pPr>
+              <w:widowControl/>
+              <w:jc w:val="left"/>
+            </w:pPr>
+          </w:p>
+          <w:p>
+            <w:pPr>
+              <w:widowControl/>
+              <w:jc w:val="left"/>
+            </w:pPr>
+          </w:p>
+          <w:p>
+            <w:pPr>
+              <w:widowControl/>
+              <w:jc w:val="left"/>
+            </w:pPr>
+          </w:p>
+          <w:p>
+            <w:pPr>
+              <w:widowControl/>
+              <w:jc w:val="left"/>
+            </w:pPr>
+          </w:p>
+          <w:p>
+            <w:pPr>
+              <w:widowControl/>
+              <w:jc w:val="left"/>
+              <w:rPr>
+                <w:rFonts w:hint="default"/>
+                <w:lang w:val="en-US"/>
+              </w:rPr>
+            </w:pPr>
+          </w:p>
+          <w:p>
+            <w:pPr>
+              <w:widowControl/>
+              <w:jc w:val="left"/>
+              <w:rPr>
+                <w:rFonts w:hint="default"/>
+                <w:lang w:val="en-US"/>
+              </w:rPr>
+            </w:pPr>
+          </w:p>
+          <w:p>
+            <w:pPr>
+              <w:widowControl/>
+              <w:jc w:val="left"/>
+            </w:pPr>
+          </w:p>
+          <w:p>
+            <w:pPr>
+              <w:widowControl/>
+              <w:jc w:val="left"/>
+            </w:pPr>
+          </w:p>
+          <w:p>
+            <w:pPr>
+              <w:widowControl/>
+              <w:jc w:val="left"/>
+            </w:pPr>
+          </w:p>
+          <w:p>
+            <w:pPr>
+              <w:widowControl/>
+              <w:jc w:val="left"/>
+            </w:pPr>
+          </w:p>
+          <w:p>
+            <w:pPr>
+              <w:widowControl/>
+              <w:jc w:val="left"/>
+            </w:pPr>
+            <w:bookmarkStart w:id="0" w:name="_GoBack"/>
+            <w:bookmarkEnd w:id="0"/>
           </w:p>
           <w:p>
             <w:pPr>
@@ -3161,6 +3646,18 @@
                 <w:color w:val="FF0000"/>
                 <w:szCs w:val="21"/>
               </w:rPr>
+            </w:pPr>
+          </w:p>
+          <w:p>
+            <w:pPr>
+              <w:widowControl/>
+              <w:jc w:val="left"/>
+            </w:pPr>
+          </w:p>
+          <w:p>
+            <w:pPr>
+              <w:widowControl/>
+              <w:jc w:val="left"/>
             </w:pPr>
           </w:p>
           <w:p>
@@ -3363,10 +3860,7 @@
           </w:tcPr>
           <w:p/>
           <w:p/>
-          <w:p>
-            <w:bookmarkStart w:id="0" w:name="_GoBack"/>
-            <w:bookmarkEnd w:id="0"/>
-          </w:p>
+          <w:p/>
           <w:p/>
           <w:p>
             <w:pPr>

--- a/Python Experiment/实验报告6-舒天宇-202521095025.docx
+++ b/Python Experiment/实验报告6-舒天宇-202521095025.docx
@@ -121,7 +121,7 @@
     </w:p>
     <w:p>
       <w:pPr>
-        <w:pStyle w:val="2"/>
+        <w:pStyle w:val="3"/>
         <w:ind w:left="0" w:leftChars="0" w:firstLine="1398" w:firstLineChars="466"/>
         <w:jc w:val="both"/>
         <w:rPr>
@@ -186,7 +186,7 @@
     </w:p>
     <w:p>
       <w:pPr>
-        <w:pStyle w:val="2"/>
+        <w:pStyle w:val="3"/>
         <w:ind w:left="0" w:leftChars="0" w:firstLine="1398" w:firstLineChars="466"/>
         <w:jc w:val="both"/>
         <w:rPr>
@@ -260,7 +260,7 @@
     </w:p>
     <w:p>
       <w:pPr>
-        <w:pStyle w:val="2"/>
+        <w:pStyle w:val="3"/>
         <w:ind w:left="0" w:leftChars="0" w:firstLine="1398" w:firstLineChars="466"/>
         <w:jc w:val="both"/>
         <w:rPr>
@@ -355,7 +355,7 @@
     </w:p>
     <w:p>
       <w:pPr>
-        <w:pStyle w:val="2"/>
+        <w:pStyle w:val="3"/>
         <w:ind w:left="0" w:leftChars="0" w:firstLine="1398" w:firstLineChars="466"/>
         <w:jc w:val="both"/>
         <w:rPr>
@@ -439,7 +439,7 @@
     </w:p>
     <w:p>
       <w:pPr>
-        <w:pStyle w:val="2"/>
+        <w:pStyle w:val="3"/>
         <w:ind w:left="0" w:leftChars="0" w:firstLine="1398" w:firstLineChars="466"/>
         <w:jc w:val="both"/>
         <w:rPr>
@@ -512,7 +512,7 @@
     </w:p>
     <w:p>
       <w:pPr>
-        <w:pStyle w:val="2"/>
+        <w:pStyle w:val="3"/>
         <w:ind w:left="0" w:leftChars="0" w:firstLine="1398" w:firstLineChars="466"/>
         <w:jc w:val="both"/>
         <w:rPr>
@@ -598,7 +598,7 @@
     </w:p>
     <w:p>
       <w:pPr>
-        <w:pStyle w:val="2"/>
+        <w:pStyle w:val="3"/>
         <w:ind w:left="0" w:leftChars="0" w:firstLine="1398" w:firstLineChars="466"/>
         <w:jc w:val="both"/>
         <w:rPr>
@@ -763,7 +763,7 @@
     </w:p>
     <w:tbl>
       <w:tblPr>
-        <w:tblStyle w:val="6"/>
+        <w:tblStyle w:val="7"/>
         <w:tblW w:w="8850" w:type="dxa"/>
         <w:jc w:val="center"/>
         <w:tblBorders>
@@ -2458,8 +2458,8 @@
               </w:rPr>
               <w:drawing>
                 <wp:inline distT="0" distB="0" distL="114300" distR="114300">
-                  <wp:extent cx="6057265" cy="4117975"/>
-                  <wp:effectExtent l="0" t="0" r="635" b="9525"/>
+                  <wp:extent cx="6391275" cy="4345305"/>
+                  <wp:effectExtent l="0" t="0" r="9525" b="10795"/>
                   <wp:docPr id="4" name="图片 4" descr="屏幕截图 2025-12-08 201345"/>
                   <wp:cNvGraphicFramePr>
                     <a:graphicFrameLocks xmlns:a="http://schemas.openxmlformats.org/drawingml/2006/main" noChangeAspect="1"/>
@@ -2482,7 +2482,7 @@
                         <pic:spPr>
                           <a:xfrm>
                             <a:off x="0" y="0"/>
-                            <a:ext cx="6057265" cy="4117975"/>
+                            <a:ext cx="6391275" cy="4345305"/>
                           </a:xfrm>
                           <a:prstGeom prst="rect">
                             <a:avLst/>
@@ -2529,8 +2529,8 @@
               </w:rPr>
               <w:drawing>
                 <wp:inline distT="0" distB="0" distL="114300" distR="114300">
-                  <wp:extent cx="3760470" cy="2667635"/>
-                  <wp:effectExtent l="0" t="0" r="11430" b="12065"/>
+                  <wp:extent cx="4385945" cy="3111500"/>
+                  <wp:effectExtent l="0" t="0" r="8255" b="0"/>
                   <wp:docPr id="5" name="图片 5" descr="屏幕截图 2025-12-08 201353"/>
                   <wp:cNvGraphicFramePr>
                     <a:graphicFrameLocks xmlns:a="http://schemas.openxmlformats.org/drawingml/2006/main" noChangeAspect="1"/>
@@ -2553,7 +2553,7 @@
                         <pic:spPr>
                           <a:xfrm>
                             <a:off x="0" y="0"/>
-                            <a:ext cx="3760470" cy="2667635"/>
+                            <a:ext cx="4385945" cy="3111500"/>
                           </a:xfrm>
                           <a:prstGeom prst="rect">
                             <a:avLst/>
@@ -2570,17 +2570,31 @@
             <w:pPr>
               <w:widowControl/>
               <w:jc w:val="left"/>
-            </w:pPr>
-            <w:r>
-              <w:rPr>
-                <w:rFonts w:hint="default"/>
-                <w:lang w:val="en-US"/>
+              <w:rPr>
+                <w:rFonts w:hint="eastAsia" w:eastAsia="宋体"/>
+                <w:lang w:eastAsia="zh-CN"/>
+              </w:rPr>
+            </w:pPr>
+          </w:p>
+          <w:p>
+            <w:pPr>
+              <w:widowControl/>
+              <w:jc w:val="left"/>
+              <w:rPr>
+                <w:rFonts w:hint="eastAsia" w:eastAsia="宋体"/>
+                <w:lang w:eastAsia="zh-CN"/>
+              </w:rPr>
+            </w:pPr>
+            <w:r>
+              <w:rPr>
+                <w:rFonts w:hint="eastAsia" w:eastAsia="宋体"/>
+                <w:lang w:eastAsia="zh-CN"/>
               </w:rPr>
               <w:drawing>
                 <wp:inline distT="0" distB="0" distL="114300" distR="114300">
-                  <wp:extent cx="2927350" cy="1939290"/>
-                  <wp:effectExtent l="0" t="0" r="6350" b="3810"/>
-                  <wp:docPr id="6" name="图片 6" descr="屏幕截图 2025-12-08 201407"/>
+                  <wp:extent cx="6869430" cy="3648075"/>
+                  <wp:effectExtent l="0" t="0" r="1270" b="9525"/>
+                  <wp:docPr id="6" name="图片 6" descr="屏幕截图 2025-12-14 222503"/>
                   <wp:cNvGraphicFramePr>
                     <a:graphicFrameLocks xmlns:a="http://schemas.openxmlformats.org/drawingml/2006/main" noChangeAspect="1"/>
                   </wp:cNvGraphicFramePr>
@@ -2588,7 +2602,7 @@
                     <a:graphicData uri="http://schemas.openxmlformats.org/drawingml/2006/picture">
                       <pic:pic xmlns:pic="http://schemas.openxmlformats.org/drawingml/2006/picture">
                         <pic:nvPicPr>
-                          <pic:cNvPr id="6" name="图片 6" descr="屏幕截图 2025-12-08 201407"/>
+                          <pic:cNvPr id="6" name="图片 6" descr="屏幕截图 2025-12-14 222503"/>
                           <pic:cNvPicPr>
                             <a:picLocks noChangeAspect="1"/>
                           </pic:cNvPicPr>
@@ -2602,7 +2616,7 @@
                         <pic:spPr>
                           <a:xfrm>
                             <a:off x="0" y="0"/>
-                            <a:ext cx="2927350" cy="1939290"/>
+                            <a:ext cx="6869430" cy="3648075"/>
                           </a:xfrm>
                           <a:prstGeom prst="rect">
                             <a:avLst/>
@@ -2620,16 +2634,44 @@
               <w:widowControl/>
               <w:jc w:val="left"/>
             </w:pPr>
-            <w:r>
+          </w:p>
+          <w:p>
+            <w:pPr>
+              <w:widowControl/>
+              <w:jc w:val="left"/>
               <w:rPr>
                 <w:rFonts w:hint="default"/>
                 <w:lang w:val="en-US"/>
               </w:rPr>
+            </w:pPr>
+          </w:p>
+          <w:p>
+            <w:pPr>
+              <w:widowControl/>
+              <w:jc w:val="left"/>
+            </w:pPr>
+          </w:p>
+          <w:p>
+            <w:pPr>
+              <w:widowControl/>
+              <w:jc w:val="left"/>
+            </w:pPr>
+          </w:p>
+          <w:p>
+            <w:pPr>
+              <w:widowControl/>
+              <w:jc w:val="left"/>
+            </w:pPr>
+            <w:r>
+              <w:rPr>
+                <w:rFonts w:hint="eastAsia" w:eastAsia="宋体"/>
+                <w:lang w:eastAsia="zh-CN"/>
+              </w:rPr>
               <w:drawing>
                 <wp:inline distT="0" distB="0" distL="114300" distR="114300">
-                  <wp:extent cx="5474335" cy="3812540"/>
-                  <wp:effectExtent l="0" t="0" r="12065" b="10160"/>
-                  <wp:docPr id="7" name="图片 7" descr="屏幕截图 2025-12-08 201427"/>
+                  <wp:extent cx="6283960" cy="5034280"/>
+                  <wp:effectExtent l="0" t="0" r="2540" b="7620"/>
+                  <wp:docPr id="7" name="图片 7" descr="屏幕截图 2025-12-14 222515"/>
                   <wp:cNvGraphicFramePr>
                     <a:graphicFrameLocks xmlns:a="http://schemas.openxmlformats.org/drawingml/2006/main" noChangeAspect="1"/>
                   </wp:cNvGraphicFramePr>
@@ -2637,7 +2679,7 @@
                     <a:graphicData uri="http://schemas.openxmlformats.org/drawingml/2006/picture">
                       <pic:pic xmlns:pic="http://schemas.openxmlformats.org/drawingml/2006/picture">
                         <pic:nvPicPr>
-                          <pic:cNvPr id="7" name="图片 7" descr="屏幕截图 2025-12-08 201427"/>
+                          <pic:cNvPr id="7" name="图片 7" descr="屏幕截图 2025-12-14 222515"/>
                           <pic:cNvPicPr>
                             <a:picLocks noChangeAspect="1"/>
                           </pic:cNvPicPr>
@@ -2651,7 +2693,7 @@
                         <pic:spPr>
                           <a:xfrm>
                             <a:off x="0" y="0"/>
-                            <a:ext cx="5474335" cy="3812540"/>
+                            <a:ext cx="6283960" cy="5034280"/>
                           </a:xfrm>
                           <a:prstGeom prst="rect">
                             <a:avLst/>
@@ -2668,17 +2710,21 @@
             <w:pPr>
               <w:widowControl/>
               <w:jc w:val="left"/>
-            </w:pPr>
-            <w:r>
-              <w:rPr>
-                <w:rFonts w:hint="default"/>
-                <w:lang w:val="en-US"/>
+              <w:rPr>
+                <w:rFonts w:hint="eastAsia" w:eastAsia="宋体"/>
+                <w:lang w:eastAsia="zh-CN"/>
+              </w:rPr>
+            </w:pPr>
+            <w:r>
+              <w:rPr>
+                <w:rFonts w:hint="eastAsia" w:eastAsia="宋体"/>
+                <w:lang w:eastAsia="zh-CN"/>
               </w:rPr>
               <w:drawing>
                 <wp:inline distT="0" distB="0" distL="114300" distR="114300">
-                  <wp:extent cx="6215380" cy="4256405"/>
-                  <wp:effectExtent l="0" t="0" r="7620" b="10795"/>
-                  <wp:docPr id="8" name="图片 8" descr="屏幕截图 2025-12-08 201457"/>
+                  <wp:extent cx="5005705" cy="2443480"/>
+                  <wp:effectExtent l="0" t="0" r="10795" b="7620"/>
+                  <wp:docPr id="8" name="图片 8" descr="屏幕截图 2025-12-14 222538"/>
                   <wp:cNvGraphicFramePr>
                     <a:graphicFrameLocks xmlns:a="http://schemas.openxmlformats.org/drawingml/2006/main" noChangeAspect="1"/>
                   </wp:cNvGraphicFramePr>
@@ -2686,7 +2732,7 @@
                     <a:graphicData uri="http://schemas.openxmlformats.org/drawingml/2006/picture">
                       <pic:pic xmlns:pic="http://schemas.openxmlformats.org/drawingml/2006/picture">
                         <pic:nvPicPr>
-                          <pic:cNvPr id="8" name="图片 8" descr="屏幕截图 2025-12-08 201457"/>
+                          <pic:cNvPr id="8" name="图片 8" descr="屏幕截图 2025-12-14 222538"/>
                           <pic:cNvPicPr>
                             <a:picLocks noChangeAspect="1"/>
                           </pic:cNvPicPr>
@@ -2700,7 +2746,7 @@
                         <pic:spPr>
                           <a:xfrm>
                             <a:off x="0" y="0"/>
-                            <a:ext cx="6215380" cy="4256405"/>
+                            <a:ext cx="5005705" cy="2443480"/>
                           </a:xfrm>
                           <a:prstGeom prst="rect">
                             <a:avLst/>
@@ -2722,16 +2768,50 @@
                 <w:lang w:val="en-US"/>
               </w:rPr>
             </w:pPr>
-            <w:r>
+          </w:p>
+          <w:p>
+            <w:pPr>
+              <w:widowControl/>
+              <w:jc w:val="left"/>
+            </w:pPr>
+          </w:p>
+          <w:p>
+            <w:pPr>
+              <w:widowControl/>
+              <w:jc w:val="left"/>
+            </w:pPr>
+          </w:p>
+          <w:p>
+            <w:pPr>
+              <w:widowControl/>
+              <w:jc w:val="left"/>
+            </w:pPr>
+          </w:p>
+          <w:p>
+            <w:pPr>
+              <w:widowControl/>
+              <w:jc w:val="left"/>
+            </w:pPr>
+          </w:p>
+          <w:p>
+            <w:pPr>
+              <w:widowControl/>
+              <w:jc w:val="left"/>
               <w:rPr>
                 <w:rFonts w:hint="default"/>
                 <w:lang w:val="en-US"/>
               </w:rPr>
+            </w:pPr>
+            <w:r>
+              <w:rPr>
+                <w:rFonts w:hint="eastAsia" w:eastAsia="宋体"/>
+                <w:lang w:eastAsia="zh-CN"/>
+              </w:rPr>
               <w:drawing>
                 <wp:inline distT="0" distB="0" distL="114300" distR="114300">
-                  <wp:extent cx="4992370" cy="3248025"/>
-                  <wp:effectExtent l="0" t="0" r="11430" b="3175"/>
-                  <wp:docPr id="9" name="图片 9" descr="屏幕截图 2025-12-08 201514"/>
+                  <wp:extent cx="5001895" cy="3246755"/>
+                  <wp:effectExtent l="0" t="0" r="1905" b="4445"/>
+                  <wp:docPr id="9" name="图片 9" descr="屏幕截图 2025-12-14 222624"/>
                   <wp:cNvGraphicFramePr>
                     <a:graphicFrameLocks xmlns:a="http://schemas.openxmlformats.org/drawingml/2006/main" noChangeAspect="1"/>
                   </wp:cNvGraphicFramePr>
@@ -2739,7 +2819,7 @@
                     <a:graphicData uri="http://schemas.openxmlformats.org/drawingml/2006/picture">
                       <pic:pic xmlns:pic="http://schemas.openxmlformats.org/drawingml/2006/picture">
                         <pic:nvPicPr>
-                          <pic:cNvPr id="9" name="图片 9" descr="屏幕截图 2025-12-08 201514"/>
+                          <pic:cNvPr id="9" name="图片 9" descr="屏幕截图 2025-12-14 222624"/>
                           <pic:cNvPicPr>
                             <a:picLocks noChangeAspect="1"/>
                           </pic:cNvPicPr>
@@ -2753,7 +2833,7 @@
                         <pic:spPr>
                           <a:xfrm>
                             <a:off x="0" y="0"/>
-                            <a:ext cx="4992370" cy="3248025"/>
+                            <a:ext cx="5001895" cy="3246755"/>
                           </a:xfrm>
                           <a:prstGeom prst="rect">
                             <a:avLst/>
@@ -2770,51 +2850,17 @@
             <w:pPr>
               <w:widowControl/>
               <w:jc w:val="left"/>
-            </w:pPr>
-          </w:p>
-          <w:p>
-            <w:pPr>
-              <w:widowControl/>
-              <w:jc w:val="left"/>
-            </w:pPr>
-          </w:p>
-          <w:p>
-            <w:pPr>
-              <w:widowControl/>
-              <w:jc w:val="left"/>
-            </w:pPr>
-          </w:p>
-          <w:p>
-            <w:pPr>
-              <w:widowControl/>
-              <w:jc w:val="left"/>
-            </w:pPr>
-          </w:p>
-          <w:p>
-            <w:pPr>
-              <w:widowControl/>
-              <w:jc w:val="left"/>
-            </w:pPr>
-          </w:p>
-          <w:p>
-            <w:pPr>
-              <w:widowControl/>
-              <w:jc w:val="left"/>
               <w:rPr>
                 <w:rFonts w:hint="default"/>
                 <w:lang w:val="en-US"/>
               </w:rPr>
             </w:pPr>
             <w:r>
-              <w:rPr>
-                <w:rFonts w:hint="default"/>
-                <w:lang w:val="en-US"/>
-              </w:rPr>
               <w:drawing>
                 <wp:inline distT="0" distB="0" distL="114300" distR="114300">
-                  <wp:extent cx="4241800" cy="1638300"/>
-                  <wp:effectExtent l="0" t="0" r="0" b="0"/>
-                  <wp:docPr id="10" name="图片 10" descr="屏幕截图 2025-12-08 201646"/>
+                  <wp:extent cx="5003800" cy="3432810"/>
+                  <wp:effectExtent l="0" t="0" r="0" b="8890"/>
+                  <wp:docPr id="1" name="图片 2"/>
                   <wp:cNvGraphicFramePr>
                     <a:graphicFrameLocks xmlns:a="http://schemas.openxmlformats.org/drawingml/2006/main" noChangeAspect="1"/>
                   </wp:cNvGraphicFramePr>
@@ -2822,7 +2868,7 @@
                     <a:graphicData uri="http://schemas.openxmlformats.org/drawingml/2006/picture">
                       <pic:pic xmlns:pic="http://schemas.openxmlformats.org/drawingml/2006/picture">
                         <pic:nvPicPr>
-                          <pic:cNvPr id="10" name="图片 10" descr="屏幕截图 2025-12-08 201646"/>
+                          <pic:cNvPr id="1" name="图片 2"/>
                           <pic:cNvPicPr>
                             <a:picLocks noChangeAspect="1"/>
                           </pic:cNvPicPr>
@@ -2836,11 +2882,15 @@
                         <pic:spPr>
                           <a:xfrm>
                             <a:off x="0" y="0"/>
-                            <a:ext cx="4241800" cy="1638300"/>
+                            <a:ext cx="5003800" cy="3432810"/>
                           </a:xfrm>
                           <a:prstGeom prst="rect">
                             <a:avLst/>
                           </a:prstGeom>
+                          <a:noFill/>
+                          <a:ln>
+                            <a:noFill/>
+                          </a:ln>
                         </pic:spPr>
                       </pic:pic>
                     </a:graphicData>
@@ -2853,340 +2903,10 @@
             <w:pPr>
               <w:widowControl/>
               <w:jc w:val="left"/>
-            </w:pPr>
-            <w:r>
-              <w:rPr>
-                <w:rFonts w:hint="default"/>
-                <w:lang w:val="en-US"/>
-              </w:rPr>
-              <w:drawing>
-                <wp:inline distT="0" distB="0" distL="114300" distR="114300">
-                  <wp:extent cx="6133465" cy="3676650"/>
-                  <wp:effectExtent l="0" t="0" r="635" b="6350"/>
-                  <wp:docPr id="11" name="图片 11" descr="屏幕截图 2025-12-08 201701"/>
-                  <wp:cNvGraphicFramePr>
-                    <a:graphicFrameLocks xmlns:a="http://schemas.openxmlformats.org/drawingml/2006/main" noChangeAspect="1"/>
-                  </wp:cNvGraphicFramePr>
-                  <a:graphic xmlns:a="http://schemas.openxmlformats.org/drawingml/2006/main">
-                    <a:graphicData uri="http://schemas.openxmlformats.org/drawingml/2006/picture">
-                      <pic:pic xmlns:pic="http://schemas.openxmlformats.org/drawingml/2006/picture">
-                        <pic:nvPicPr>
-                          <pic:cNvPr id="11" name="图片 11" descr="屏幕截图 2025-12-08 201701"/>
-                          <pic:cNvPicPr>
-                            <a:picLocks noChangeAspect="1"/>
-                          </pic:cNvPicPr>
-                        </pic:nvPicPr>
-                        <pic:blipFill>
-                          <a:blip r:embed="rId13"/>
-                          <a:stretch>
-                            <a:fillRect/>
-                          </a:stretch>
-                        </pic:blipFill>
-                        <pic:spPr>
-                          <a:xfrm>
-                            <a:off x="0" y="0"/>
-                            <a:ext cx="6133465" cy="3676650"/>
-                          </a:xfrm>
-                          <a:prstGeom prst="rect">
-                            <a:avLst/>
-                          </a:prstGeom>
-                        </pic:spPr>
-                      </pic:pic>
-                    </a:graphicData>
-                  </a:graphic>
-                </wp:inline>
-              </w:drawing>
-            </w:r>
-          </w:p>
-          <w:p>
-            <w:pPr>
-              <w:widowControl/>
-              <w:jc w:val="left"/>
-            </w:pPr>
-            <w:r>
-              <w:rPr>
-                <w:rFonts w:hint="default"/>
-                <w:lang w:val="en-US"/>
-              </w:rPr>
-              <w:drawing>
-                <wp:inline distT="0" distB="0" distL="114300" distR="114300">
-                  <wp:extent cx="6506845" cy="4321810"/>
-                  <wp:effectExtent l="0" t="0" r="8255" b="8890"/>
-                  <wp:docPr id="12" name="图片 12" descr="屏幕截图 2025-12-08 201734"/>
-                  <wp:cNvGraphicFramePr>
-                    <a:graphicFrameLocks xmlns:a="http://schemas.openxmlformats.org/drawingml/2006/main" noChangeAspect="1"/>
-                  </wp:cNvGraphicFramePr>
-                  <a:graphic xmlns:a="http://schemas.openxmlformats.org/drawingml/2006/main">
-                    <a:graphicData uri="http://schemas.openxmlformats.org/drawingml/2006/picture">
-                      <pic:pic xmlns:pic="http://schemas.openxmlformats.org/drawingml/2006/picture">
-                        <pic:nvPicPr>
-                          <pic:cNvPr id="12" name="图片 12" descr="屏幕截图 2025-12-08 201734"/>
-                          <pic:cNvPicPr>
-                            <a:picLocks noChangeAspect="1"/>
-                          </pic:cNvPicPr>
-                        </pic:nvPicPr>
-                        <pic:blipFill>
-                          <a:blip r:embed="rId14"/>
-                          <a:stretch>
-                            <a:fillRect/>
-                          </a:stretch>
-                        </pic:blipFill>
-                        <pic:spPr>
-                          <a:xfrm>
-                            <a:off x="0" y="0"/>
-                            <a:ext cx="6506845" cy="4321810"/>
-                          </a:xfrm>
-                          <a:prstGeom prst="rect">
-                            <a:avLst/>
-                          </a:prstGeom>
-                        </pic:spPr>
-                      </pic:pic>
-                    </a:graphicData>
-                  </a:graphic>
-                </wp:inline>
-              </w:drawing>
-            </w:r>
-          </w:p>
-          <w:p>
-            <w:pPr>
-              <w:widowControl/>
-              <w:jc w:val="left"/>
-              <w:rPr>
-                <w:rFonts w:hint="default"/>
-                <w:lang w:val="en-US"/>
-              </w:rPr>
-            </w:pPr>
-          </w:p>
-          <w:p>
-            <w:pPr>
-              <w:widowControl/>
-              <w:jc w:val="left"/>
-            </w:pPr>
-            <w:r>
-              <w:rPr>
-                <w:rFonts w:hint="default"/>
-                <w:lang w:val="en-US"/>
-              </w:rPr>
-              <w:drawing>
-                <wp:inline distT="0" distB="0" distL="114300" distR="114300">
-                  <wp:extent cx="6541135" cy="3917950"/>
-                  <wp:effectExtent l="0" t="0" r="12065" b="6350"/>
-                  <wp:docPr id="13" name="图片 13" descr="屏幕截图 2025-12-08 201814"/>
-                  <wp:cNvGraphicFramePr>
-                    <a:graphicFrameLocks xmlns:a="http://schemas.openxmlformats.org/drawingml/2006/main" noChangeAspect="1"/>
-                  </wp:cNvGraphicFramePr>
-                  <a:graphic xmlns:a="http://schemas.openxmlformats.org/drawingml/2006/main">
-                    <a:graphicData uri="http://schemas.openxmlformats.org/drawingml/2006/picture">
-                      <pic:pic xmlns:pic="http://schemas.openxmlformats.org/drawingml/2006/picture">
-                        <pic:nvPicPr>
-                          <pic:cNvPr id="13" name="图片 13" descr="屏幕截图 2025-12-08 201814"/>
-                          <pic:cNvPicPr>
-                            <a:picLocks noChangeAspect="1"/>
-                          </pic:cNvPicPr>
-                        </pic:nvPicPr>
-                        <pic:blipFill>
-                          <a:blip r:embed="rId15"/>
-                          <a:stretch>
-                            <a:fillRect/>
-                          </a:stretch>
-                        </pic:blipFill>
-                        <pic:spPr>
-                          <a:xfrm>
-                            <a:off x="0" y="0"/>
-                            <a:ext cx="6541135" cy="3917950"/>
-                          </a:xfrm>
-                          <a:prstGeom prst="rect">
-                            <a:avLst/>
-                          </a:prstGeom>
-                        </pic:spPr>
-                      </pic:pic>
-                    </a:graphicData>
-                  </a:graphic>
-                </wp:inline>
-              </w:drawing>
-            </w:r>
-          </w:p>
-          <w:p>
-            <w:pPr>
-              <w:widowControl/>
-              <w:jc w:val="left"/>
-            </w:pPr>
-          </w:p>
-          <w:p>
-            <w:pPr>
-              <w:widowControl/>
-              <w:jc w:val="left"/>
-            </w:pPr>
-            <w:r>
-              <w:rPr>
-                <w:rFonts w:hint="default"/>
-                <w:lang w:val="en-US"/>
-              </w:rPr>
-              <w:drawing>
-                <wp:inline distT="0" distB="0" distL="114300" distR="114300">
-                  <wp:extent cx="4993640" cy="3319145"/>
-                  <wp:effectExtent l="0" t="0" r="10160" b="8255"/>
-                  <wp:docPr id="14" name="图片 14" descr="output"/>
-                  <wp:cNvGraphicFramePr>
-                    <a:graphicFrameLocks xmlns:a="http://schemas.openxmlformats.org/drawingml/2006/main" noChangeAspect="1"/>
-                  </wp:cNvGraphicFramePr>
-                  <a:graphic xmlns:a="http://schemas.openxmlformats.org/drawingml/2006/main">
-                    <a:graphicData uri="http://schemas.openxmlformats.org/drawingml/2006/picture">
-                      <pic:pic xmlns:pic="http://schemas.openxmlformats.org/drawingml/2006/picture">
-                        <pic:nvPicPr>
-                          <pic:cNvPr id="14" name="图片 14" descr="output"/>
-                          <pic:cNvPicPr>
-                            <a:picLocks noChangeAspect="1"/>
-                          </pic:cNvPicPr>
-                        </pic:nvPicPr>
-                        <pic:blipFill>
-                          <a:blip r:embed="rId16"/>
-                          <a:stretch>
-                            <a:fillRect/>
-                          </a:stretch>
-                        </pic:blipFill>
-                        <pic:spPr>
-                          <a:xfrm>
-                            <a:off x="0" y="0"/>
-                            <a:ext cx="4993640" cy="3319145"/>
-                          </a:xfrm>
-                          <a:prstGeom prst="rect">
-                            <a:avLst/>
-                          </a:prstGeom>
-                        </pic:spPr>
-                      </pic:pic>
-                    </a:graphicData>
-                  </a:graphic>
-                </wp:inline>
-              </w:drawing>
-            </w:r>
-          </w:p>
-          <w:p>
-            <w:pPr>
-              <w:widowControl/>
-              <w:jc w:val="left"/>
-              <w:rPr>
-                <w:rFonts w:hint="default"/>
-                <w:lang w:val="en-US"/>
-              </w:rPr>
-            </w:pPr>
-          </w:p>
-          <w:p>
-            <w:pPr>
-              <w:widowControl/>
-              <w:jc w:val="left"/>
-            </w:pPr>
-          </w:p>
-          <w:p>
-            <w:pPr>
-              <w:widowControl/>
-              <w:jc w:val="left"/>
-            </w:pPr>
-          </w:p>
-          <w:p>
-            <w:pPr>
-              <w:widowControl/>
-              <w:jc w:val="left"/>
-            </w:pPr>
-          </w:p>
-          <w:p>
-            <w:pPr>
-              <w:widowControl/>
-              <w:jc w:val="left"/>
-            </w:pPr>
-          </w:p>
-          <w:p>
-            <w:pPr>
-              <w:widowControl/>
-              <w:jc w:val="left"/>
-              <w:rPr>
-                <w:rFonts w:hint="default"/>
-                <w:lang w:val="en-US"/>
-              </w:rPr>
-            </w:pPr>
-          </w:p>
-          <w:p>
-            <w:pPr>
-              <w:widowControl/>
-              <w:jc w:val="left"/>
-              <w:rPr>
-                <w:rFonts w:hint="default"/>
-                <w:lang w:val="en-US"/>
-              </w:rPr>
-            </w:pPr>
-          </w:p>
-          <w:p>
-            <w:pPr>
-              <w:widowControl/>
-              <w:jc w:val="left"/>
-            </w:pPr>
-          </w:p>
-          <w:p>
-            <w:pPr>
-              <w:widowControl/>
-              <w:jc w:val="left"/>
-            </w:pPr>
-          </w:p>
-          <w:p>
-            <w:pPr>
-              <w:widowControl/>
-              <w:jc w:val="left"/>
-            </w:pPr>
-          </w:p>
-          <w:p>
-            <w:pPr>
-              <w:widowControl/>
-              <w:jc w:val="left"/>
-            </w:pPr>
-          </w:p>
-          <w:p>
-            <w:pPr>
-              <w:widowControl/>
-              <w:jc w:val="left"/>
-            </w:pPr>
-            <w:bookmarkStart w:id="0" w:name="_GoBack"/>
-            <w:bookmarkEnd w:id="0"/>
-          </w:p>
-          <w:p>
-            <w:pPr>
-              <w:widowControl/>
-              <w:jc w:val="left"/>
-            </w:pPr>
-          </w:p>
-          <w:p>
-            <w:pPr>
-              <w:widowControl/>
-              <w:jc w:val="left"/>
-            </w:pPr>
-          </w:p>
-          <w:p>
-            <w:pPr>
-              <w:widowControl/>
-              <w:jc w:val="left"/>
-            </w:pPr>
-          </w:p>
-          <w:p>
-            <w:pPr>
-              <w:widowControl/>
-              <w:jc w:val="left"/>
-            </w:pPr>
-          </w:p>
-          <w:p>
-            <w:pPr>
-              <w:widowControl/>
-              <w:jc w:val="left"/>
-            </w:pPr>
-          </w:p>
-          <w:p>
-            <w:pPr>
-              <w:widowControl/>
-              <w:jc w:val="left"/>
-            </w:pPr>
-          </w:p>
-          <w:p>
-            <w:pPr>
-              <w:widowControl/>
-              <w:jc w:val="left"/>
+              <w:rPr>
+                <w:rFonts w:hint="eastAsia" w:eastAsia="宋体"/>
+                <w:lang w:eastAsia="zh-CN"/>
+              </w:rPr>
             </w:pPr>
           </w:p>
           <w:p>
@@ -3496,69 +3216,254 @@
           </w:tcPr>
           <w:p>
             <w:pPr>
+              <w:keepNext w:val="0"/>
+              <w:keepLines w:val="0"/>
+              <w:pageBreakBefore w:val="0"/>
+              <w:widowControl w:val="0"/>
               <w:tabs>
                 <w:tab w:val="left" w:pos="1207"/>
               </w:tabs>
-              <w:rPr>
-                <w:color w:val="FF0000"/>
+              <w:kinsoku/>
+              <w:wordWrap/>
+              <w:overflowPunct/>
+              <w:topLinePunct w:val="0"/>
+              <w:autoSpaceDE/>
+              <w:autoSpaceDN/>
+              <w:bidi w:val="0"/>
+              <w:adjustRightInd/>
+              <w:snapToGrid/>
+              <w:textAlignment w:val="auto"/>
+              <w:rPr>
+                <w:rFonts w:hint="eastAsia" w:ascii="宋体" w:hAnsi="宋体" w:eastAsia="宋体" w:cs="宋体"/>
+                <w:b/>
+                <w:bCs/>
+                <w:color w:val="auto"/>
                 <w:szCs w:val="21"/>
               </w:rPr>
             </w:pPr>
-          </w:p>
-          <w:p>
-            <w:pPr>
+            <w:r>
+              <w:rPr>
+                <w:rFonts w:hint="eastAsia" w:ascii="宋体" w:hAnsi="宋体" w:eastAsia="宋体" w:cs="宋体"/>
+                <w:b/>
+                <w:bCs/>
+                <w:color w:val="auto"/>
+                <w:szCs w:val="21"/>
+              </w:rPr>
+              <w:t>一、CSV 数据读取与类型转换问题</w:t>
+            </w:r>
+          </w:p>
+          <w:p>
+            <w:pPr>
+              <w:keepNext w:val="0"/>
+              <w:keepLines w:val="0"/>
+              <w:pageBreakBefore w:val="0"/>
+              <w:widowControl w:val="0"/>
               <w:tabs>
                 <w:tab w:val="left" w:pos="1207"/>
               </w:tabs>
-              <w:rPr>
-                <w:color w:val="FF0000"/>
+              <w:kinsoku/>
+              <w:wordWrap/>
+              <w:overflowPunct/>
+              <w:topLinePunct w:val="0"/>
+              <w:autoSpaceDE/>
+              <w:autoSpaceDN/>
+              <w:bidi w:val="0"/>
+              <w:adjustRightInd/>
+              <w:snapToGrid/>
+              <w:ind w:firstLine="420" w:firstLineChars="200"/>
+              <w:jc w:val="left"/>
+              <w:textAlignment w:val="auto"/>
+              <w:rPr>
+                <w:rFonts w:hint="eastAsia" w:ascii="宋体" w:hAnsi="宋体" w:eastAsia="宋体" w:cs="宋体"/>
+                <w:color w:val="auto"/>
                 <w:szCs w:val="21"/>
               </w:rPr>
             </w:pPr>
-          </w:p>
-          <w:p>
-            <w:pPr>
+            <w:r>
+              <w:rPr>
+                <w:rFonts w:hint="eastAsia" w:ascii="宋体" w:hAnsi="宋体" w:eastAsia="宋体" w:cs="宋体"/>
+                <w:color w:val="auto"/>
+                <w:szCs w:val="21"/>
+              </w:rPr>
+              <w:t>在使用 `csv.reader()` 读取数据时,不清楚返回的数据类型。经测试发现,`csv.reader()` 读取的所有数据默认都是字符串类型,即使 CSV 文件中存储的是数字。</w:t>
+            </w:r>
+          </w:p>
+          <w:p>
+            <w:pPr>
+              <w:keepNext w:val="0"/>
+              <w:keepLines w:val="0"/>
+              <w:pageBreakBefore w:val="0"/>
+              <w:widowControl w:val="0"/>
               <w:tabs>
                 <w:tab w:val="left" w:pos="1207"/>
               </w:tabs>
-              <w:rPr>
-                <w:color w:val="FF0000"/>
+              <w:kinsoku/>
+              <w:wordWrap/>
+              <w:overflowPunct/>
+              <w:topLinePunct w:val="0"/>
+              <w:autoSpaceDE/>
+              <w:autoSpaceDN/>
+              <w:bidi w:val="0"/>
+              <w:adjustRightInd/>
+              <w:snapToGrid/>
+              <w:ind w:firstLine="420" w:firstLineChars="200"/>
+              <w:textAlignment w:val="auto"/>
+              <w:rPr>
+                <w:rFonts w:hint="eastAsia" w:ascii="宋体" w:hAnsi="宋体" w:eastAsia="宋体" w:cs="宋体"/>
+                <w:color w:val="auto"/>
                 <w:szCs w:val="21"/>
               </w:rPr>
             </w:pPr>
-          </w:p>
-          <w:p>
-            <w:pPr>
+            <w:r>
+              <w:rPr>
+                <w:rFonts w:hint="eastAsia" w:ascii="宋体" w:hAnsi="宋体" w:eastAsia="宋体" w:cs="宋体"/>
+                <w:color w:val="auto"/>
+                <w:szCs w:val="21"/>
+              </w:rPr>
+              <w:t>解决方案：在读取数据后,必须使用 `int()` 函数将字符串转换为整数类型,否则后续的数值运算会出错。例如字符串相加是拼接(`'100'+'200'='100200'`),而不是数值相加(300)。</w:t>
+            </w:r>
+          </w:p>
+          <w:p>
+            <w:pPr>
+              <w:keepNext w:val="0"/>
+              <w:keepLines w:val="0"/>
+              <w:pageBreakBefore w:val="0"/>
+              <w:widowControl w:val="0"/>
               <w:tabs>
                 <w:tab w:val="left" w:pos="1207"/>
               </w:tabs>
-              <w:rPr>
-                <w:color w:val="FF0000"/>
+              <w:kinsoku/>
+              <w:wordWrap/>
+              <w:overflowPunct/>
+              <w:topLinePunct w:val="0"/>
+              <w:autoSpaceDE/>
+              <w:autoSpaceDN/>
+              <w:bidi w:val="0"/>
+              <w:adjustRightInd/>
+              <w:snapToGrid/>
+              <w:textAlignment w:val="auto"/>
+              <w:rPr>
+                <w:rFonts w:hint="eastAsia" w:ascii="宋体" w:hAnsi="宋体" w:eastAsia="宋体" w:cs="宋体"/>
+                <w:b/>
+                <w:bCs/>
+                <w:color w:val="auto"/>
                 <w:szCs w:val="21"/>
               </w:rPr>
             </w:pPr>
-          </w:p>
-          <w:p>
-            <w:pPr>
+            <w:r>
+              <w:rPr>
+                <w:rFonts w:hint="eastAsia" w:ascii="宋体" w:hAnsi="宋体" w:eastAsia="宋体" w:cs="宋体"/>
+                <w:b/>
+                <w:bCs/>
+                <w:color w:val="auto"/>
+                <w:szCs w:val="21"/>
+              </w:rPr>
+              <w:t>二、NumPy 数组的必要性</w:t>
+            </w:r>
+          </w:p>
+          <w:p>
+            <w:pPr>
+              <w:keepNext w:val="0"/>
+              <w:keepLines w:val="0"/>
+              <w:pageBreakBefore w:val="0"/>
+              <w:widowControl w:val="0"/>
               <w:tabs>
                 <w:tab w:val="left" w:pos="1207"/>
               </w:tabs>
-              <w:rPr>
-                <w:color w:val="FF0000"/>
+              <w:kinsoku/>
+              <w:wordWrap/>
+              <w:overflowPunct/>
+              <w:topLinePunct w:val="0"/>
+              <w:autoSpaceDE/>
+              <w:autoSpaceDN/>
+              <w:bidi w:val="0"/>
+              <w:adjustRightInd/>
+              <w:snapToGrid/>
+              <w:ind w:firstLine="420" w:firstLineChars="200"/>
+              <w:textAlignment w:val="auto"/>
+              <w:rPr>
+                <w:rFonts w:hint="eastAsia" w:ascii="宋体" w:hAnsi="宋体" w:eastAsia="宋体" w:cs="宋体"/>
+                <w:color w:val="auto"/>
                 <w:szCs w:val="21"/>
               </w:rPr>
             </w:pPr>
-          </w:p>
-          <w:p>
-            <w:pPr>
+            <w:r>
+              <w:rPr>
+                <w:rFonts w:hint="eastAsia" w:ascii="宋体" w:hAnsi="宋体" w:eastAsia="宋体" w:cs="宋体"/>
+                <w:color w:val="auto"/>
+                <w:szCs w:val="21"/>
+              </w:rPr>
+              <w:t>问题描述：不理解为什么要使用 NumPy 库,能否直接用</w:t>
+            </w:r>
+            <w:r>
+              <w:rPr>
+                <w:rFonts w:hint="eastAsia" w:ascii="宋体" w:hAnsi="宋体" w:cs="宋体"/>
+                <w:color w:val="auto"/>
+                <w:szCs w:val="21"/>
+                <w:lang w:val="en-US" w:eastAsia="zh-CN"/>
+              </w:rPr>
+              <w:t xml:space="preserve"> </w:t>
+            </w:r>
+            <w:r>
+              <w:rPr>
+                <w:rFonts w:hint="eastAsia" w:ascii="宋体" w:hAnsi="宋体" w:eastAsia="宋体" w:cs="宋体"/>
+                <w:color w:val="auto"/>
+                <w:szCs w:val="21"/>
+              </w:rPr>
+              <w:t>Python</w:t>
+            </w:r>
+            <w:r>
+              <w:rPr>
+                <w:rFonts w:hint="eastAsia" w:ascii="宋体" w:hAnsi="宋体" w:cs="宋体"/>
+                <w:color w:val="auto"/>
+                <w:szCs w:val="21"/>
+                <w:lang w:val="en-US" w:eastAsia="zh-CN"/>
+              </w:rPr>
+              <w:t xml:space="preserve"> </w:t>
+            </w:r>
+            <w:r>
+              <w:rPr>
+                <w:rFonts w:hint="eastAsia" w:ascii="宋体" w:hAnsi="宋体" w:eastAsia="宋体" w:cs="宋体"/>
+                <w:color w:val="auto"/>
+                <w:szCs w:val="21"/>
+              </w:rPr>
+              <w:t>列表。</w:t>
+            </w:r>
+          </w:p>
+          <w:p>
+            <w:pPr>
+              <w:keepNext w:val="0"/>
+              <w:keepLines w:val="0"/>
+              <w:pageBreakBefore w:val="0"/>
+              <w:widowControl w:val="0"/>
               <w:tabs>
                 <w:tab w:val="left" w:pos="1207"/>
               </w:tabs>
-              <w:rPr>
-                <w:color w:val="FF0000"/>
+              <w:kinsoku/>
+              <w:wordWrap/>
+              <w:overflowPunct/>
+              <w:topLinePunct w:val="0"/>
+              <w:autoSpaceDE/>
+              <w:autoSpaceDN/>
+              <w:bidi w:val="0"/>
+              <w:adjustRightInd/>
+              <w:snapToGrid/>
+              <w:ind w:firstLine="420" w:firstLineChars="200"/>
+              <w:textAlignment w:val="auto"/>
+              <w:rPr>
+                <w:rFonts w:hint="eastAsia" w:ascii="宋体" w:hAnsi="宋体" w:eastAsia="宋体" w:cs="宋体"/>
+                <w:color w:val="auto"/>
                 <w:szCs w:val="21"/>
               </w:rPr>
             </w:pPr>
+            <w:r>
+              <w:rPr>
+                <w:rFonts w:hint="eastAsia" w:ascii="宋体" w:hAnsi="宋体" w:eastAsia="宋体" w:cs="宋体"/>
+                <w:color w:val="auto"/>
+                <w:szCs w:val="21"/>
+              </w:rPr>
+              <w:t>解决方案： NumPy 数组支持逐元素运算,这在绘制堆叠柱状图时至关重要。例如 bottom=m1+m2 需要将两个数组对应位置相加,而 Python 列表的加法只是拼接。使用 NumPy 可以简化代码,提高运算效率。</w:t>
+            </w:r>
           </w:p>
           <w:p>
             <w:pPr>
@@ -3566,7 +3471,8 @@
                 <w:tab w:val="left" w:pos="1207"/>
               </w:tabs>
               <w:rPr>
-                <w:color w:val="FF0000"/>
+                <w:rFonts w:hint="eastAsia" w:ascii="宋体" w:hAnsi="宋体" w:eastAsia="宋体" w:cs="宋体"/>
+                <w:color w:val="auto"/>
                 <w:szCs w:val="21"/>
               </w:rPr>
             </w:pPr>
@@ -3577,21 +3483,103 @@
                 <w:tab w:val="left" w:pos="1207"/>
               </w:tabs>
               <w:rPr>
-                <w:color w:val="FF0000"/>
+                <w:rFonts w:hint="eastAsia" w:ascii="宋体" w:hAnsi="宋体" w:eastAsia="宋体" w:cs="宋体"/>
+                <w:b/>
+                <w:bCs/>
+                <w:color w:val="auto"/>
                 <w:szCs w:val="21"/>
               </w:rPr>
             </w:pPr>
-          </w:p>
-          <w:p>
-            <w:pPr>
+            <w:r>
+              <w:rPr>
+                <w:rFonts w:hint="eastAsia" w:ascii="宋体" w:hAnsi="宋体" w:eastAsia="宋体" w:cs="宋体"/>
+                <w:b/>
+                <w:bCs/>
+                <w:color w:val="auto"/>
+                <w:szCs w:val="21"/>
+              </w:rPr>
+              <w:t>三、多子图布局与参数设置</w:t>
+            </w:r>
+          </w:p>
+          <w:p>
+            <w:pPr>
+              <w:keepNext w:val="0"/>
+              <w:keepLines w:val="0"/>
+              <w:pageBreakBefore w:val="0"/>
+              <w:widowControl w:val="0"/>
               <w:tabs>
                 <w:tab w:val="left" w:pos="1207"/>
               </w:tabs>
-              <w:rPr>
-                <w:color w:val="FF0000"/>
+              <w:kinsoku/>
+              <w:wordWrap/>
+              <w:overflowPunct/>
+              <w:topLinePunct w:val="0"/>
+              <w:autoSpaceDE/>
+              <w:autoSpaceDN/>
+              <w:bidi w:val="0"/>
+              <w:adjustRightInd/>
+              <w:snapToGrid/>
+              <w:ind w:firstLine="420" w:firstLineChars="200"/>
+              <w:textAlignment w:val="auto"/>
+              <w:rPr>
+                <w:rFonts w:hint="eastAsia" w:ascii="宋体" w:hAnsi="宋体" w:eastAsia="宋体" w:cs="宋体"/>
+                <w:color w:val="auto"/>
                 <w:szCs w:val="21"/>
               </w:rPr>
             </w:pPr>
+            <w:r>
+              <w:rPr>
+                <w:rFonts w:hint="eastAsia" w:ascii="宋体" w:hAnsi="宋体" w:eastAsia="宋体" w:cs="宋体"/>
+                <w:color w:val="auto"/>
+                <w:szCs w:val="21"/>
+              </w:rPr>
+              <w:t>问题描述：不熟悉如何在一个画布中创建多个子图,以及各种绘图参数的含义。</w:t>
+            </w:r>
+          </w:p>
+          <w:p>
+            <w:pPr>
+              <w:ind w:firstLine="420" w:firstLineChars="200"/>
+              <w:rPr>
+                <w:rFonts w:hint="eastAsia" w:ascii="宋体" w:hAnsi="宋体" w:eastAsia="宋体" w:cs="宋体"/>
+                <w:color w:val="auto"/>
+                <w:szCs w:val="21"/>
+              </w:rPr>
+            </w:pPr>
+            <w:r>
+              <w:rPr>
+                <w:rFonts w:hint="eastAsia" w:ascii="宋体" w:hAnsi="宋体" w:eastAsia="宋体" w:cs="宋体"/>
+                <w:color w:val="auto"/>
+                <w:szCs w:val="21"/>
+              </w:rPr>
+              <w:t>解决方案：使用 plt.subplots(2,</w:t>
+            </w:r>
+            <w:r>
+              <w:rPr>
+                <w:rFonts w:hint="eastAsia" w:ascii="宋体" w:hAnsi="宋体" w:cs="宋体"/>
+                <w:color w:val="auto"/>
+                <w:szCs w:val="21"/>
+                <w:lang w:val="en-US" w:eastAsia="zh-CN"/>
+              </w:rPr>
+              <w:t xml:space="preserve"> </w:t>
+            </w:r>
+            <w:r>
+              <w:rPr>
+                <w:rFonts w:hint="eastAsia" w:ascii="宋体" w:hAnsi="宋体" w:eastAsia="宋体" w:cs="宋体"/>
+                <w:color w:val="auto"/>
+                <w:szCs w:val="21"/>
+              </w:rPr>
+              <w:t>2, figsize=(15, 10)) 创建 2×2 的子图网格,其中 figsize 设置画布尺寸(单位为英寸)。通过 axes[行, 列</w:t>
+            </w:r>
+            <w:bookmarkStart w:id="0" w:name="_GoBack"/>
+            <w:bookmarkEnd w:id="0"/>
+            <w:r>
+              <w:rPr>
+                <w:rFonts w:hint="eastAsia" w:ascii="宋体" w:hAnsi="宋体" w:eastAsia="宋体" w:cs="宋体"/>
+                <w:color w:val="auto"/>
+                <w:szCs w:val="21"/>
+              </w:rPr>
+              <w:t>] 访问各个子图。对于并排柱状图,width 参数需设置为合理值(如0.25),确保 width × 柱子组数 &lt; 1,避免柱子重叠</w:t>
+            </w:r>
           </w:p>
           <w:p>
             <w:pPr>
@@ -3599,49 +3587,214 @@
                 <w:tab w:val="left" w:pos="1207"/>
               </w:tabs>
               <w:rPr>
-                <w:color w:val="FF0000"/>
+                <w:rFonts w:hint="eastAsia" w:ascii="宋体" w:hAnsi="宋体" w:eastAsia="宋体" w:cs="宋体"/>
+                <w:b/>
+                <w:bCs/>
+                <w:color w:val="auto"/>
                 <w:szCs w:val="21"/>
               </w:rPr>
             </w:pPr>
-          </w:p>
-          <w:p>
-            <w:pPr>
+            <w:r>
+              <w:rPr>
+                <w:rFonts w:hint="eastAsia" w:ascii="宋体" w:hAnsi="宋体" w:eastAsia="宋体" w:cs="宋体"/>
+                <w:b/>
+                <w:bCs/>
+                <w:color w:val="auto"/>
+                <w:szCs w:val="21"/>
+              </w:rPr>
+              <w:t>四、横坐标自定义标签</w:t>
+            </w:r>
+          </w:p>
+          <w:p>
+            <w:pPr>
+              <w:keepNext w:val="0"/>
+              <w:keepLines w:val="0"/>
+              <w:pageBreakBefore w:val="0"/>
+              <w:widowControl w:val="0"/>
               <w:tabs>
                 <w:tab w:val="left" w:pos="1207"/>
               </w:tabs>
-              <w:rPr>
-                <w:color w:val="FF0000"/>
+              <w:kinsoku/>
+              <w:wordWrap/>
+              <w:overflowPunct/>
+              <w:topLinePunct w:val="0"/>
+              <w:autoSpaceDE/>
+              <w:autoSpaceDN/>
+              <w:bidi w:val="0"/>
+              <w:adjustRightInd/>
+              <w:snapToGrid/>
+              <w:ind w:firstLine="420" w:firstLineChars="200"/>
+              <w:textAlignment w:val="auto"/>
+              <w:rPr>
+                <w:rFonts w:hint="eastAsia" w:ascii="宋体" w:hAnsi="宋体" w:eastAsia="宋体" w:cs="宋体"/>
+                <w:color w:val="auto"/>
                 <w:szCs w:val="21"/>
               </w:rPr>
             </w:pPr>
-          </w:p>
-          <w:p>
-            <w:pPr>
+            <w:r>
+              <w:rPr>
+                <w:rFonts w:hint="eastAsia" w:ascii="宋体" w:hAnsi="宋体" w:eastAsia="宋体" w:cs="宋体"/>
+                <w:color w:val="auto"/>
+                <w:szCs w:val="21"/>
+              </w:rPr>
+              <w:t>问题描述： 默认横坐标显示为数字索引(0, 1, 2),需要改为"第1天"、"第2天"等格式。</w:t>
+            </w:r>
+          </w:p>
+          <w:p>
+            <w:pPr>
+              <w:keepNext w:val="0"/>
+              <w:keepLines w:val="0"/>
+              <w:pageBreakBefore w:val="0"/>
+              <w:widowControl w:val="0"/>
               <w:tabs>
                 <w:tab w:val="left" w:pos="1207"/>
               </w:tabs>
-              <w:rPr>
-                <w:color w:val="FF0000"/>
+              <w:kinsoku/>
+              <w:wordWrap/>
+              <w:overflowPunct/>
+              <w:topLinePunct w:val="0"/>
+              <w:autoSpaceDE/>
+              <w:autoSpaceDN/>
+              <w:bidi w:val="0"/>
+              <w:adjustRightInd/>
+              <w:snapToGrid/>
+              <w:ind w:firstLine="420" w:firstLineChars="200"/>
+              <w:textAlignment w:val="auto"/>
+              <w:rPr>
+                <w:rFonts w:hint="eastAsia" w:ascii="宋体" w:hAnsi="宋体" w:eastAsia="宋体" w:cs="宋体"/>
+                <w:color w:val="auto"/>
                 <w:szCs w:val="21"/>
               </w:rPr>
             </w:pPr>
-          </w:p>
-          <w:p>
-            <w:pPr>
+            <w:r>
+              <w:rPr>
+                <w:rFonts w:hint="eastAsia" w:ascii="宋体" w:hAnsi="宋体" w:eastAsia="宋体" w:cs="宋体"/>
+                <w:color w:val="auto"/>
+                <w:szCs w:val="21"/>
+              </w:rPr>
+              <w:t>解决方案： 使用 set_xticks() 和 set_xticklabels() 方法:</w:t>
+            </w:r>
+          </w:p>
+          <w:p>
+            <w:pPr>
+              <w:keepNext w:val="0"/>
+              <w:keepLines w:val="0"/>
+              <w:pageBreakBefore w:val="0"/>
+              <w:widowControl w:val="0"/>
               <w:tabs>
                 <w:tab w:val="left" w:pos="1207"/>
               </w:tabs>
-              <w:rPr>
-                <w:color w:val="FF0000"/>
+              <w:kinsoku/>
+              <w:wordWrap/>
+              <w:overflowPunct/>
+              <w:topLinePunct w:val="0"/>
+              <w:autoSpaceDE/>
+              <w:autoSpaceDN/>
+              <w:bidi w:val="0"/>
+              <w:adjustRightInd/>
+              <w:snapToGrid/>
+              <w:ind w:firstLine="420" w:firstLineChars="200"/>
+              <w:textAlignment w:val="auto"/>
+              <w:rPr>
+                <w:rFonts w:hint="eastAsia" w:ascii="宋体" w:hAnsi="宋体" w:eastAsia="宋体" w:cs="宋体"/>
+                <w:color w:val="auto"/>
                 <w:szCs w:val="21"/>
-              </w:rPr>
-            </w:pPr>
-          </w:p>
-          <w:p>
-            <w:pPr>
+                <w:lang w:val="en-US" w:eastAsia="zh-CN"/>
+              </w:rPr>
+            </w:pPr>
+            <w:r>
+              <w:rPr>
+                <w:rFonts w:hint="eastAsia" w:ascii="宋体" w:hAnsi="宋体" w:cs="宋体"/>
+                <w:color w:val="auto"/>
+                <w:szCs w:val="21"/>
+                <w:lang w:val="en-US" w:eastAsia="zh-CN"/>
+              </w:rPr>
+              <w:t>例如：</w:t>
+            </w:r>
+          </w:p>
+          <w:p>
+            <w:pPr>
+              <w:keepNext w:val="0"/>
+              <w:keepLines w:val="0"/>
+              <w:pageBreakBefore w:val="0"/>
+              <w:widowControl w:val="0"/>
               <w:tabs>
                 <w:tab w:val="left" w:pos="1207"/>
               </w:tabs>
+              <w:kinsoku/>
+              <w:wordWrap/>
+              <w:overflowPunct/>
+              <w:topLinePunct w:val="0"/>
+              <w:autoSpaceDE/>
+              <w:autoSpaceDN/>
+              <w:bidi w:val="0"/>
+              <w:adjustRightInd/>
+              <w:snapToGrid/>
+              <w:ind w:firstLine="422" w:firstLineChars="200"/>
+              <w:textAlignment w:val="auto"/>
+              <w:rPr>
+                <w:rFonts w:hint="eastAsia" w:ascii="宋体" w:hAnsi="宋体" w:eastAsia="宋体" w:cs="宋体"/>
+                <w:b/>
+                <w:bCs/>
+                <w:color w:val="auto"/>
+                <w:szCs w:val="21"/>
+              </w:rPr>
+            </w:pPr>
+            <w:r>
+              <w:rPr>
+                <w:rFonts w:hint="eastAsia" w:ascii="宋体" w:hAnsi="宋体" w:eastAsia="宋体" w:cs="宋体"/>
+                <w:b/>
+                <w:bCs/>
+                <w:color w:val="auto"/>
+                <w:szCs w:val="21"/>
+              </w:rPr>
+              <w:t>ax.set_xticks(x)</w:t>
+            </w:r>
+          </w:p>
+          <w:p>
+            <w:pPr>
+              <w:keepNext w:val="0"/>
+              <w:keepLines w:val="0"/>
+              <w:pageBreakBefore w:val="0"/>
+              <w:widowControl w:val="0"/>
+              <w:tabs>
+                <w:tab w:val="left" w:pos="1207"/>
+              </w:tabs>
+              <w:kinsoku/>
+              <w:wordWrap/>
+              <w:overflowPunct/>
+              <w:topLinePunct w:val="0"/>
+              <w:autoSpaceDE/>
+              <w:autoSpaceDN/>
+              <w:bidi w:val="0"/>
+              <w:adjustRightInd/>
+              <w:snapToGrid/>
+              <w:ind w:firstLine="422" w:firstLineChars="200"/>
+              <w:textAlignment w:val="auto"/>
+              <w:rPr>
+                <w:rFonts w:hint="eastAsia" w:ascii="宋体" w:hAnsi="宋体" w:eastAsia="宋体" w:cs="宋体"/>
+                <w:b/>
+                <w:bCs/>
+                <w:color w:val="auto"/>
+                <w:szCs w:val="21"/>
+              </w:rPr>
+            </w:pPr>
+            <w:r>
+              <w:rPr>
+                <w:rFonts w:hint="eastAsia" w:ascii="宋体" w:hAnsi="宋体" w:eastAsia="宋体" w:cs="宋体"/>
+                <w:b/>
+                <w:bCs/>
+                <w:color w:val="auto"/>
+                <w:szCs w:val="21"/>
+              </w:rPr>
+              <w:t>ax.set_xticklabels([f'第{i+1}天' for i in x])</w:t>
+            </w:r>
+          </w:p>
+          <w:p>
+            <w:pPr>
+              <w:tabs>
+                <w:tab w:val="left" w:pos="1207"/>
+              </w:tabs>
               <w:rPr>
                 <w:color w:val="FF0000"/>
                 <w:szCs w:val="21"/>
@@ -3650,98 +3803,46 @@
           </w:p>
           <w:p>
             <w:pPr>
-              <w:widowControl/>
-              <w:jc w:val="left"/>
-            </w:pPr>
-          </w:p>
-          <w:p>
-            <w:pPr>
-              <w:widowControl/>
-              <w:jc w:val="left"/>
-            </w:pPr>
-          </w:p>
-          <w:p>
-            <w:pPr>
-              <w:widowControl/>
-              <w:jc w:val="left"/>
-            </w:pPr>
-          </w:p>
-          <w:p>
-            <w:pPr>
-              <w:widowControl/>
-              <w:jc w:val="left"/>
-            </w:pPr>
-          </w:p>
-          <w:p>
-            <w:pPr>
-              <w:widowControl/>
-              <w:jc w:val="left"/>
-            </w:pPr>
-          </w:p>
-          <w:p>
-            <w:pPr>
-              <w:widowControl/>
-              <w:jc w:val="left"/>
-            </w:pPr>
-          </w:p>
-          <w:p>
-            <w:pPr>
-              <w:widowControl/>
-              <w:jc w:val="left"/>
-            </w:pPr>
-          </w:p>
-          <w:p>
-            <w:pPr>
-              <w:widowControl/>
-              <w:jc w:val="left"/>
-            </w:pPr>
-          </w:p>
-          <w:p>
-            <w:pPr>
-              <w:widowControl/>
-              <w:jc w:val="left"/>
-            </w:pPr>
-          </w:p>
-          <w:p>
-            <w:pPr>
-              <w:widowControl/>
-              <w:jc w:val="left"/>
-            </w:pPr>
-          </w:p>
-          <w:p>
-            <w:pPr>
-              <w:widowControl/>
-              <w:jc w:val="left"/>
-            </w:pPr>
-          </w:p>
-          <w:p>
-            <w:pPr>
-              <w:widowControl/>
-              <w:jc w:val="left"/>
-            </w:pPr>
-          </w:p>
-          <w:p>
-            <w:pPr>
-              <w:widowControl/>
-              <w:jc w:val="left"/>
-            </w:pPr>
-          </w:p>
-          <w:p>
-            <w:pPr>
-              <w:widowControl/>
-              <w:jc w:val="left"/>
-            </w:pPr>
-          </w:p>
-          <w:p>
-            <w:pPr>
-              <w:widowControl/>
-              <w:jc w:val="left"/>
-            </w:pPr>
-          </w:p>
-          <w:p>
-            <w:pPr>
-              <w:widowControl/>
-              <w:jc w:val="left"/>
+              <w:tabs>
+                <w:tab w:val="left" w:pos="1207"/>
+              </w:tabs>
+              <w:rPr>
+                <w:color w:val="FF0000"/>
+                <w:szCs w:val="21"/>
+              </w:rPr>
+            </w:pPr>
+          </w:p>
+          <w:p>
+            <w:pPr>
+              <w:tabs>
+                <w:tab w:val="left" w:pos="1207"/>
+              </w:tabs>
+              <w:rPr>
+                <w:color w:val="FF0000"/>
+                <w:szCs w:val="21"/>
+              </w:rPr>
+            </w:pPr>
+          </w:p>
+          <w:p>
+            <w:pPr>
+              <w:tabs>
+                <w:tab w:val="left" w:pos="1207"/>
+              </w:tabs>
+              <w:rPr>
+                <w:color w:val="FF0000"/>
+                <w:szCs w:val="21"/>
+              </w:rPr>
+            </w:pPr>
+          </w:p>
+          <w:p>
+            <w:pPr>
+              <w:tabs>
+                <w:tab w:val="left" w:pos="1207"/>
+              </w:tabs>
+              <w:rPr>
+                <w:color w:val="FF0000"/>
+                <w:szCs w:val="21"/>
+              </w:rPr>
             </w:pPr>
           </w:p>
           <w:p>
@@ -4209,14 +4310,36 @@
       <w:lang w:val="en-US" w:eastAsia="zh-CN" w:bidi="ar-SA"/>
     </w:rPr>
   </w:style>
-  <w:style w:type="character" w:default="1" w:styleId="7">
+  <w:style w:type="paragraph" w:styleId="2">
+    <w:name w:val="heading 3"/>
+    <w:basedOn w:val="1"/>
+    <w:next w:val="1"/>
+    <w:semiHidden/>
+    <w:unhideWhenUsed/>
+    <w:qFormat/>
+    <w:uiPriority w:val="0"/>
+    <w:pPr>
+      <w:spacing w:before="0" w:beforeAutospacing="1" w:after="0" w:afterAutospacing="1"/>
+      <w:jc w:val="left"/>
+    </w:pPr>
+    <w:rPr>
+      <w:rFonts w:hint="eastAsia" w:ascii="宋体" w:hAnsi="宋体" w:eastAsia="宋体" w:cs="宋体"/>
+      <w:b/>
+      <w:bCs/>
+      <w:kern w:val="0"/>
+      <w:sz w:val="27"/>
+      <w:szCs w:val="27"/>
+      <w:lang w:val="en-US" w:eastAsia="zh-CN" w:bidi="ar"/>
+    </w:rPr>
+  </w:style>
+  <w:style w:type="character" w:default="1" w:styleId="8">
     <w:name w:val="Default Paragraph Font"/>
     <w:semiHidden/>
     <w:unhideWhenUsed/>
     <w:qFormat/>
     <w:uiPriority w:val="1"/>
   </w:style>
-  <w:style w:type="table" w:default="1" w:styleId="6">
+  <w:style w:type="table" w:default="1" w:styleId="7">
     <w:name w:val="Normal Table"/>
     <w:semiHidden/>
     <w:unhideWhenUsed/>
@@ -4231,7 +4354,7 @@
       </w:tblCellMar>
     </w:tblPr>
   </w:style>
-  <w:style w:type="paragraph" w:styleId="2">
+  <w:style w:type="paragraph" w:styleId="3">
     <w:name w:val="Body Text"/>
     <w:basedOn w:val="1"/>
     <w:qFormat/>
@@ -4245,7 +4368,7 @@
       <w:sz w:val="36"/>
     </w:rPr>
   </w:style>
-  <w:style w:type="paragraph" w:styleId="3">
+  <w:style w:type="paragraph" w:styleId="4">
     <w:name w:val="footer"/>
     <w:basedOn w:val="1"/>
     <w:qFormat/>
@@ -4262,7 +4385,7 @@
       <w:sz w:val="18"/>
     </w:rPr>
   </w:style>
-  <w:style w:type="paragraph" w:styleId="4">
+  <w:style w:type="paragraph" w:styleId="5">
     <w:name w:val="header"/>
     <w:basedOn w:val="1"/>
     <w:qFormat/>
@@ -4284,7 +4407,7 @@
       <w:sz w:val="18"/>
     </w:rPr>
   </w:style>
-  <w:style w:type="paragraph" w:styleId="5">
+  <w:style w:type="paragraph" w:styleId="6">
     <w:name w:val="Normal (Web)"/>
     <w:basedOn w:val="1"/>
     <w:qFormat/>
@@ -4298,16 +4421,25 @@
       <w:sz w:val="24"/>
     </w:rPr>
   </w:style>
-  <w:style w:type="character" w:styleId="8">
+  <w:style w:type="character" w:styleId="9">
     <w:name w:val="Strong"/>
-    <w:basedOn w:val="7"/>
+    <w:basedOn w:val="8"/>
     <w:qFormat/>
     <w:uiPriority w:val="0"/>
     <w:rPr>
       <w:b/>
     </w:rPr>
   </w:style>
-  <w:style w:type="paragraph" w:styleId="9">
+  <w:style w:type="character" w:styleId="10">
+    <w:name w:val="HTML Code"/>
+    <w:basedOn w:val="8"/>
+    <w:uiPriority w:val="0"/>
+    <w:rPr>
+      <w:rFonts w:ascii="Courier New" w:hAnsi="Courier New"/>
+      <w:sz w:val="20"/>
+    </w:rPr>
+  </w:style>
+  <w:style w:type="paragraph" w:styleId="11">
     <w:name w:val="List Paragraph"/>
     <w:basedOn w:val="1"/>
     <w:qFormat/>
@@ -4316,9 +4448,9 @@
       <w:ind w:firstLine="420" w:firstLineChars="200"/>
     </w:pPr>
   </w:style>
-  <w:style w:type="character" w:customStyle="1" w:styleId="10">
+  <w:style w:type="character" w:customStyle="1" w:styleId="12">
     <w:name w:val="fontstyle01"/>
-    <w:basedOn w:val="7"/>
+    <w:basedOn w:val="8"/>
     <w:qFormat/>
     <w:uiPriority w:val="0"/>
     <w:rPr>
